--- a/Knowledge Base.docx
+++ b/Knowledge Base.docx
@@ -3,107 +3,195 @@
 <w:document xmlns:wpc="http://schemas.microsoft.com/office/word/2010/wordprocessingCanvas" xmlns:cx="http://schemas.microsoft.com/office/drawing/2014/chartex" xmlns:cx1="http://schemas.microsoft.com/office/drawing/2015/9/8/chartex" xmlns:cx2="http://schemas.microsoft.com/office/drawing/2015/10/21/chartex" xmlns:cx3="http://schemas.microsoft.com/office/drawing/2016/5/9/chartex" xmlns:cx4="http://schemas.microsoft.com/office/drawing/2016/5/10/chartex" xmlns:cx5="http://schemas.microsoft.com/office/drawing/2016/5/11/chartex" xmlns:cx6="http://schemas.microsoft.com/office/drawing/2016/5/12/chartex" xmlns:cx7="http://schemas.microsoft.com/office/drawing/2016/5/13/chartex" xmlns:cx8="http://schemas.microsoft.com/office/drawing/2016/5/14/chartex" xmlns:mc="http://schemas.openxmlformats.org/markup-compatibility/2006" xmlns:aink="http://schemas.microsoft.com/office/drawing/2016/ink" xmlns:am3d="http://schemas.microsoft.com/office/drawing/2017/model3d" xmlns:o="urn:schemas-microsoft-com:office:office" xmlns:oel="http://schemas.microsoft.com/office/2019/extlst" xmlns:r="http://schemas.openxmlformats.org/officeDocument/2006/relationships" xmlns:m="http://schemas.openxmlformats.org/officeDocument/2006/math" xmlns:v="urn:schemas-microsoft-com:vml" xmlns:wp14="http://schemas.microsoft.com/office/word/2010/wordprocessingDrawing" xmlns:wp="http://schemas.openxmlformats.org/drawingml/2006/wordprocessingDrawing" xmlns:w10="urn:schemas-microsoft-com:office:word" xmlns:w="http://schemas.openxmlformats.org/wordprocessingml/2006/main" xmlns:w14="http://schemas.microsoft.com/office/word/2010/wordml" xmlns:w15="http://schemas.microsoft.com/office/word/2012/wordml" xmlns:w16cex="http://schemas.microsoft.com/office/word/2018/wordml/cex" xmlns:w16cid="http://schemas.microsoft.com/office/word/2016/wordml/cid" xmlns:w16="http://schemas.microsoft.com/office/word/2018/wordml" xmlns:w16du="http://schemas.microsoft.com/office/word/2023/wordml/word16du" xmlns:w16sdtdh="http://schemas.microsoft.com/office/word/2020/wordml/sdtdatahash" xmlns:w16sdtfl="http://schemas.microsoft.com/office/word/2024/wordml/sdtformatlock" xmlns:w16se="http://schemas.microsoft.com/office/word/2015/wordml/symex" xmlns:wpg="http://schemas.microsoft.com/office/word/2010/wordprocessingGroup" xmlns:wpi="http://schemas.microsoft.com/office/word/2010/wordprocessingInk" xmlns:wne="http://schemas.microsoft.com/office/word/2006/wordml" xmlns:wps="http://schemas.microsoft.com/office/word/2010/wordprocessingShape" mc:Ignorable="w14 w15 w16se w16cid w16 w16cex w16sdtdh w16sdtfl w16du wp14">
   <w:body>
     <w:p>
-      <w:r>
-        <w:t>Employee Section:</w:t>
-      </w:r>
-    </w:p>
-    <w:p>
-      <w:r>
-        <w:t xml:space="preserve">The Employee Manager </w:t>
-      </w:r>
-      <w:r>
-        <w:t xml:space="preserve">relation can be </w:t>
-      </w:r>
-      <w:proofErr w:type="gramStart"/>
-      <w:r>
-        <w:t>setup</w:t>
-      </w:r>
-      <w:proofErr w:type="gramEnd"/>
-      <w:r>
-        <w:t xml:space="preserve"> from Voyager 8 Commercial Settings&gt;&gt; Employee Setup along with assigning </w:t>
-      </w:r>
-      <w:r>
-        <w:t xml:space="preserve">employee roles to it thus populating the designation. </w:t>
-      </w:r>
-      <w:r>
-        <w:t xml:space="preserve">The employee manager relation is saved </w:t>
-      </w:r>
-      <w:proofErr w:type="gramStart"/>
-      <w:r>
-        <w:t>in  EmployeeManagerxRef</w:t>
-      </w:r>
-      <w:proofErr w:type="gramEnd"/>
-      <w:r>
-        <w:t>.</w:t>
+      <w:pPr>
+        <w:rPr>
+          <w:b/>
+          <w:bCs/>
+          <w:sz w:val="40"/>
+          <w:szCs w:val="40"/>
+        </w:rPr>
+      </w:pPr>
+      <w:r>
+        <w:rPr>
+          <w:b/>
+          <w:bCs/>
+          <w:sz w:val="40"/>
+          <w:szCs w:val="40"/>
+        </w:rPr>
+        <w:t>Retail Manager Settings</w:t>
+      </w:r>
+      <w:r>
+        <w:rPr>
+          <w:b/>
+          <w:bCs/>
+          <w:sz w:val="40"/>
+          <w:szCs w:val="40"/>
+        </w:rPr>
+        <w:t xml:space="preserve"> Section</w:t>
+      </w:r>
+    </w:p>
+    <w:p>
+      <w:pPr>
+        <w:pStyle w:val="ListParagraph"/>
+        <w:numPr>
+          <w:ilvl w:val="0"/>
+          <w:numId w:val="8"/>
+        </w:numPr>
+      </w:pPr>
+      <w:r>
+        <w:t>Property Setting</w:t>
+      </w:r>
+      <w:r>
+        <w:t xml:space="preserve">s: </w:t>
+      </w:r>
+    </w:p>
+    <w:p>
+      <w:pPr>
+        <w:pStyle w:val="ListParagraph"/>
+      </w:pPr>
+      <w:r>
+        <w:t xml:space="preserve">a) </w:t>
+      </w:r>
+      <w:r>
+        <w:t xml:space="preserve">The </w:t>
+      </w:r>
+      <w:r>
+        <w:t xml:space="preserve">Operating Expenses data can be added against the desired property that populates </w:t>
+      </w:r>
+      <w:r>
+        <w:t>CommPropertyOperatingExpense</w:t>
+      </w:r>
+      <w:r>
+        <w:t xml:space="preserve"> table. This accessibility this is governed by </w:t>
+      </w:r>
+      <w:r>
+        <w:t>Commercial: Property Operating Expense Permission</w:t>
       </w:r>
     </w:p>
     <w:p/>
     <w:p/>
-    <w:p>
-      <w:r>
-        <w:t>Customer</w:t>
-      </w:r>
-      <w:r>
-        <w:t xml:space="preserve"> Section:</w:t>
-      </w:r>
-    </w:p>
-    <w:p>
-      <w:r>
-        <w:t xml:space="preserve">Creating a Customer on Voyager 7s </w:t>
+    <w:p/>
+    <w:p>
+      <w:r>
+        <w:t>Employee Section:</w:t>
+      </w:r>
+    </w:p>
+    <w:p>
+      <w:r>
+        <w:t xml:space="preserve">The Employee Manager </w:t>
+      </w:r>
+      <w:r>
+        <w:t xml:space="preserve">relation can be </w:t>
       </w:r>
       <w:proofErr w:type="gramStart"/>
       <w:r>
-        <w:t>lease</w:t>
+        <w:t>setup</w:t>
       </w:r>
       <w:proofErr w:type="gramEnd"/>
       <w:r>
-        <w:t xml:space="preserve"> to a</w:t>
-      </w:r>
-      <w:r>
-        <w:t xml:space="preserve"> corresponding record with </w:t>
-      </w:r>
-      <w:r>
-        <w:t xml:space="preserve">similar </w:t>
-      </w:r>
-      <w:proofErr w:type="spellStart"/>
-      <w:r>
-        <w:t>ucode</w:t>
-      </w:r>
-      <w:proofErr w:type="spellEnd"/>
-      <w:r>
-        <w:t xml:space="preserve"> in person tab</w:t>
-      </w:r>
-      <w:r>
-        <w:t>le.</w:t>
-      </w:r>
-    </w:p>
-    <w:p>
-      <w:r>
-        <w:t xml:space="preserve">Standard Package to </w:t>
-      </w:r>
-      <w:r>
-        <w:t xml:space="preserve">Add Customer </w:t>
-      </w:r>
-      <w:r>
-        <w:t xml:space="preserve">Hierarchy records on Preexisting 7s </w:t>
+        <w:t xml:space="preserve"> from Voyager 8 Commercial Settings&gt;&gt; Employee Setup along with assigning </w:t>
+      </w:r>
+      <w:r>
+        <w:t xml:space="preserve">employee roles to it thus populating the designation. </w:t>
+      </w:r>
+      <w:r>
+        <w:t xml:space="preserve">The employee manager relation is saved </w:t>
       </w:r>
       <w:proofErr w:type="gramStart"/>
       <w:r>
-        <w:t>customer :</w:t>
+        <w:t>in  EmployeeManagerxRef</w:t>
       </w:r>
       <w:proofErr w:type="gramEnd"/>
       <w:r>
-        <w:t xml:space="preserve"> </w:t>
-      </w:r>
-      <w:proofErr w:type="spellStart"/>
-      <w:r>
-        <w:t>ss_CommCommon_RebuildCustomerHierarchy</w:t>
-      </w:r>
-      <w:proofErr w:type="spellEnd"/>
+        <w:t>.</w:t>
+      </w:r>
     </w:p>
     <w:p/>
     <w:p/>
     <w:p>
+      <w:r>
+        <w:t>Customer</w:t>
+      </w:r>
+      <w:r>
+        <w:t>/Brand</w:t>
+      </w:r>
+      <w:r>
+        <w:t xml:space="preserve"> Section:</w:t>
+      </w:r>
+    </w:p>
+    <w:p>
+      <w:r>
+        <w:t>Creating a Customer on Voyager 7s le</w:t>
+      </w:r>
+      <w:r>
+        <w:t>ads</w:t>
+      </w:r>
+      <w:r>
+        <w:t xml:space="preserve"> to a</w:t>
+      </w:r>
+      <w:r>
+        <w:t xml:space="preserve"> corresponding record with </w:t>
+      </w:r>
+      <w:r>
+        <w:t xml:space="preserve">similar </w:t>
+      </w:r>
+      <w:proofErr w:type="spellStart"/>
+      <w:r>
+        <w:t>ucode</w:t>
+      </w:r>
+      <w:proofErr w:type="spellEnd"/>
+      <w:r>
+        <w:t xml:space="preserve"> in person tab</w:t>
+      </w:r>
+      <w:r>
+        <w:t>le.</w:t>
+      </w:r>
+    </w:p>
+    <w:p>
+      <w:r>
+        <w:t xml:space="preserve">Any </w:t>
+      </w:r>
+      <w:proofErr w:type="gramStart"/>
+      <w:r>
+        <w:t>customer having</w:t>
+      </w:r>
+      <w:proofErr w:type="gramEnd"/>
+      <w:r>
+        <w:t xml:space="preserve"> type configured in the Brand Look up Type in System Configuration is treated as Brand. In case this is left </w:t>
+      </w:r>
+      <w:proofErr w:type="gramStart"/>
+      <w:r>
+        <w:t>empty ,</w:t>
+      </w:r>
+      <w:proofErr w:type="gramEnd"/>
+      <w:r>
+        <w:t xml:space="preserve"> all customers can be used as brands on leases.</w:t>
+      </w:r>
+    </w:p>
+    <w:p>
+      <w:r>
+        <w:t xml:space="preserve">Standard Package to </w:t>
+      </w:r>
+      <w:r>
+        <w:t xml:space="preserve">Add Customer </w:t>
+      </w:r>
+      <w:r>
+        <w:t xml:space="preserve">Hierarchy records on Preexisting 7s </w:t>
+      </w:r>
+      <w:r>
+        <w:t>customer:</w:t>
+      </w:r>
+      <w:r>
+        <w:t xml:space="preserve"> </w:t>
+      </w:r>
+      <w:proofErr w:type="spellStart"/>
+      <w:r>
+        <w:t>ss_CommCommon_RebuildCustomerHierarchy</w:t>
+      </w:r>
+      <w:proofErr w:type="spellEnd"/>
+    </w:p>
+    <w:p/>
+    <w:p>
       <w:pPr>
         <w:rPr>
           <w:b/>
@@ -119,7 +207,7 @@
           <w:sz w:val="40"/>
           <w:szCs w:val="40"/>
         </w:rPr>
-        <w:t>Lease</w:t>
+        <w:t xml:space="preserve">Dashboard </w:t>
       </w:r>
       <w:r>
         <w:rPr>
@@ -128,24 +216,205 @@
           <w:sz w:val="40"/>
           <w:szCs w:val="40"/>
         </w:rPr>
-        <w:t>/</w:t>
-      </w:r>
-      <w:r>
+        <w:t>Section:</w:t>
+      </w:r>
+    </w:p>
+    <w:p>
+      <w:pPr>
         <w:rPr>
           <w:b/>
           <w:bCs/>
           <w:sz w:val="40"/>
           <w:szCs w:val="40"/>
         </w:rPr>
-        <w:t>Amendment Section</w:t>
-      </w:r>
-      <w:r>
+      </w:pPr>
+    </w:p>
+    <w:p>
+      <w:pPr>
+        <w:rPr>
+          <w:b/>
+          <w:bCs/>
+          <w:sz w:val="28"/>
+          <w:szCs w:val="28"/>
+        </w:rPr>
+      </w:pPr>
+      <w:r>
+        <w:rPr>
+          <w:b/>
+          <w:bCs/>
+          <w:sz w:val="28"/>
+          <w:szCs w:val="28"/>
+        </w:rPr>
+        <w:t>Tenant Risk</w:t>
+      </w:r>
+    </w:p>
+    <w:p>
+      <w:r>
+        <w:t>The</w:t>
+      </w:r>
+      <w:r>
+        <w:t xml:space="preserve"> </w:t>
+      </w:r>
+      <w:r>
+        <w:t xml:space="preserve">data </w:t>
+      </w:r>
+      <w:r>
+        <w:t>for</w:t>
+      </w:r>
+      <w:r>
+        <w:t xml:space="preserve"> </w:t>
+      </w:r>
+      <w:r>
+        <w:t>deferred rent</w:t>
+      </w:r>
+      <w:r>
+        <w:t xml:space="preserve"> </w:t>
+      </w:r>
+      <w:r>
+        <w:t>&amp; abatement</w:t>
+      </w:r>
+      <w:r>
+        <w:t xml:space="preserve"> </w:t>
+      </w:r>
+      <w:r>
+        <w:t xml:space="preserve">is </w:t>
+      </w:r>
+      <w:r>
+        <w:t>display</w:t>
+      </w:r>
+      <w:r>
+        <w:t>ed</w:t>
+      </w:r>
+      <w:r>
+        <w:t xml:space="preserve"> on Tenant risk dashboard</w:t>
+      </w:r>
+      <w:r>
+        <w:t xml:space="preserve"> </w:t>
+      </w:r>
+      <w:r>
+        <w:t xml:space="preserve">from </w:t>
+      </w:r>
+      <w:proofErr w:type="spellStart"/>
+      <w:r>
+        <w:t>CommDeferredRentDatamart</w:t>
+      </w:r>
+      <w:proofErr w:type="spellEnd"/>
+      <w:r>
+        <w:t xml:space="preserve"> table which can be populated by setting a Task Runner for Deferred Rent to use the </w:t>
+      </w:r>
+      <w:proofErr w:type="spellStart"/>
+      <w:r>
+        <w:t>COM_DeferredRentDatamart</w:t>
+      </w:r>
+      <w:proofErr w:type="spellEnd"/>
+      <w:r>
+        <w:t xml:space="preserve"> stored proc with following params specified in its url: </w:t>
+      </w:r>
+      <w:proofErr w:type="spellStart"/>
+      <w:r>
+        <w:t>PropertyCode</w:t>
+      </w:r>
+      <w:r>
+        <w:t>^</w:t>
+      </w:r>
+      <w:r>
+        <w:t>AsOfDate</w:t>
+      </w:r>
+      <w:r>
+        <w:t>^</w:t>
+      </w:r>
+      <w:r>
+        <w:t>Ye</w:t>
+      </w:r>
+      <w:r>
+        <w:t>arEnd</w:t>
+      </w:r>
+      <w:proofErr w:type="spellEnd"/>
+      <w:r>
+        <w:t>^</w:t>
+      </w:r>
+      <w:r>
+        <w:t xml:space="preserve"> </w:t>
+      </w:r>
+      <w:proofErr w:type="spellStart"/>
+      <w:r>
+        <w:t>YearEnd</w:t>
+      </w:r>
+      <w:r>
+        <w:t>^NULL^NULL</w:t>
+      </w:r>
+      <w:proofErr w:type="spellEnd"/>
+      <w:r>
+        <w:t xml:space="preserve">. </w:t>
+      </w:r>
+      <w:r>
+        <w:t xml:space="preserve">This only works if the lease has a charge posted on it with respective </w:t>
+      </w:r>
+      <w:r>
+        <w:t>charge codes</w:t>
+      </w:r>
+      <w:r>
+        <w:t xml:space="preserve"> having the abatement/deferred flag checked in Charge </w:t>
+      </w:r>
+      <w:proofErr w:type="gramStart"/>
+      <w:r>
+        <w:t>Options ,</w:t>
+      </w:r>
+      <w:proofErr w:type="gramEnd"/>
+      <w:r>
+        <w:t xml:space="preserve"> with positive free re</w:t>
+      </w:r>
+      <w:r>
+        <w:t>nt</w:t>
+      </w:r>
+      <w:r>
+        <w:t xml:space="preserve"> amount and negative deferred rent amount.</w:t>
+      </w:r>
+    </w:p>
+    <w:p/>
+    <w:p>
+      <w:pPr>
         <w:rPr>
           <w:b/>
           <w:bCs/>
           <w:sz w:val="40"/>
           <w:szCs w:val="40"/>
         </w:rPr>
+      </w:pPr>
+      <w:r>
+        <w:rPr>
+          <w:b/>
+          <w:bCs/>
+          <w:sz w:val="40"/>
+          <w:szCs w:val="40"/>
+        </w:rPr>
+        <w:t>Lease</w:t>
+      </w:r>
+      <w:r>
+        <w:rPr>
+          <w:b/>
+          <w:bCs/>
+          <w:sz w:val="40"/>
+          <w:szCs w:val="40"/>
+        </w:rPr>
+        <w:t>/</w:t>
+      </w:r>
+      <w:r>
+        <w:rPr>
+          <w:b/>
+          <w:bCs/>
+          <w:sz w:val="40"/>
+          <w:szCs w:val="40"/>
+        </w:rPr>
+        <w:t>Amendment Section</w:t>
+      </w:r>
+      <w:r>
+        <w:rPr>
+          <w:b/>
+          <w:bCs/>
+          <w:sz w:val="40"/>
+          <w:szCs w:val="40"/>
+        </w:rPr>
         <w:t>:</w:t>
       </w:r>
     </w:p>
@@ -172,6 +441,14 @@
       </w:r>
       <w:r>
         <w:t>rmation Permission.</w:t>
+      </w:r>
+    </w:p>
+    <w:p>
+      <w:r>
+        <w:t xml:space="preserve">The Anchor checkbox appears on the Lease Info screen only if it’s a retail </w:t>
+      </w:r>
+      <w:r>
+        <w:t>lease.</w:t>
       </w:r>
     </w:p>
     <w:p>
@@ -739,7 +1016,10 @@
     </w:p>
     <w:p>
       <w:r>
-        <w:t>Anchor Deduction:</w:t>
+        <w:t>Anchor Deduction</w:t>
+      </w:r>
+      <w:r>
+        <w:t>:</w:t>
       </w:r>
     </w:p>
     <w:p>
@@ -901,12 +1181,102 @@
         <w:t xml:space="preserve">Mgmt. Fee Type: </w:t>
       </w:r>
       <w:r>
-        <w:t>Determines the metric on which Mgmt. Fee is going to be calculated</w:t>
-      </w:r>
-    </w:p>
-    <w:p>
-      <w:r>
-        <w:t>Tenant Share, Operating Expense</w:t>
+        <w:t xml:space="preserve">Determines the metric on which Mgmt. Fee is going to be </w:t>
+      </w:r>
+      <w:proofErr w:type="spellStart"/>
+      <w:proofErr w:type="gramStart"/>
+      <w:r>
+        <w:t>calculated</w:t>
+      </w:r>
+      <w:r>
+        <w:t>.</w:t>
+      </w:r>
+      <w:r>
+        <w:t>If</w:t>
+      </w:r>
+      <w:proofErr w:type="spellEnd"/>
+      <w:proofErr w:type="gramEnd"/>
+      <w:r>
+        <w:t xml:space="preserve"> </w:t>
+      </w:r>
+      <w:r>
+        <w:t>Tenant Share</w:t>
+      </w:r>
+      <w:r>
+        <w:t xml:space="preserve"> is selected then calculated fee will be displayed </w:t>
+      </w:r>
+      <w:proofErr w:type="gramStart"/>
+      <w:r>
+        <w:t xml:space="preserve">under </w:t>
+      </w:r>
+      <w:r>
+        <w:t>,</w:t>
+      </w:r>
+      <w:proofErr w:type="gramEnd"/>
+      <w:r>
+        <w:t xml:space="preserve"> </w:t>
+      </w:r>
+      <w:r>
+        <w:t xml:space="preserve">Admin Fee </w:t>
+      </w:r>
+      <w:proofErr w:type="spellStart"/>
+      <w:proofErr w:type="gramStart"/>
+      <w:r>
+        <w:t>column.Sel</w:t>
+      </w:r>
+      <w:r>
+        <w:t>e</w:t>
+      </w:r>
+      <w:r>
+        <w:t>cting</w:t>
+      </w:r>
+      <w:proofErr w:type="spellEnd"/>
+      <w:proofErr w:type="gramEnd"/>
+      <w:r>
+        <w:t xml:space="preserve"> </w:t>
+      </w:r>
+      <w:r>
+        <w:t xml:space="preserve">Operating </w:t>
+      </w:r>
+      <w:r>
+        <w:t>Expense</w:t>
+      </w:r>
+      <w:r>
+        <w:t xml:space="preserve"> displays fee under Expense </w:t>
+      </w:r>
+      <w:proofErr w:type="spellStart"/>
+      <w:r>
+        <w:t>Admin.</w:t>
+      </w:r>
+      <w:r>
+        <w:t>If</w:t>
+      </w:r>
+      <w:proofErr w:type="spellEnd"/>
+      <w:r>
+        <w:t xml:space="preserve"> </w:t>
+      </w:r>
+      <w:r>
+        <w:t>charge code</w:t>
+      </w:r>
+      <w:r>
+        <w:t xml:space="preserve"> is selected then make sure to enable </w:t>
+      </w:r>
+      <w:r>
+        <w:t>OptCommRecovMgmtFeeChargecodeSS.pkg</w:t>
+      </w:r>
+      <w:r>
+        <w:t>.</w:t>
+      </w:r>
+      <w:r>
+        <w:t xml:space="preserve"> This displays the c4’ and </w:t>
+      </w:r>
+      <w:proofErr w:type="gramStart"/>
+      <w:r>
+        <w:t>c4’’</w:t>
+      </w:r>
+      <w:proofErr w:type="gramEnd"/>
+      <w:r>
+        <w:t xml:space="preserve"> fields on audit reports.</w:t>
       </w:r>
     </w:p>
     <w:p>
@@ -920,7 +1290,24 @@
         <w:t xml:space="preserve">): </w:t>
       </w:r>
       <w:r>
-        <w:t>Determines % of Total Operating Pool Expense for that year that is going to be used for as Pool Operating Expense for Tenant Expense Share Calculations.</w:t>
+        <w:t>- Determines % of Intermediate Pool Expense after Gross up</w:t>
+      </w:r>
+      <w:r>
+        <w:t xml:space="preserve"> </w:t>
+      </w:r>
+      <w:r>
+        <w:t xml:space="preserve">that is going to be considered for Pool Operating Expense after </w:t>
+      </w:r>
+      <w:proofErr w:type="gramStart"/>
+      <w:r>
+        <w:t>gross</w:t>
+      </w:r>
+      <w:proofErr w:type="gramEnd"/>
+      <w:r>
+        <w:t xml:space="preserve"> up which will </w:t>
+      </w:r>
+      <w:r>
+        <w:t>then be used for Tenant Expense Share Calculations.</w:t>
       </w:r>
     </w:p>
     <w:p>
@@ -939,19 +1326,41 @@
       </w:r>
     </w:p>
     <w:p>
-      <w:proofErr w:type="gramStart"/>
-      <w:r>
-        <w:t>Proration Type</w:t>
-      </w:r>
-      <w:proofErr w:type="gramEnd"/>
-      <w:r>
-        <w:t>:</w:t>
+      <w:r>
+        <w:t>Proration Type:</w:t>
+      </w:r>
+      <w:r>
+        <w:t xml:space="preserve"> Which type of proration is to be used during recovery calculations </w:t>
+      </w:r>
+      <w:r>
+        <w:t>(Period/</w:t>
+      </w:r>
+      <w:r>
+        <w:t>Monthly, Annual, Monthly</w:t>
+      </w:r>
+      <w:r>
+        <w:t xml:space="preserve"> 30 days).</w:t>
+      </w:r>
+      <w:r>
+        <w:t xml:space="preserve"> This affects the calculations only if </w:t>
+      </w:r>
+      <w:proofErr w:type="spellStart"/>
+      <w:r>
+        <w:t>OptCommRecoveryPoolProrationSS.pkg</w:t>
+      </w:r>
+      <w:proofErr w:type="spellEnd"/>
+      <w:r>
+        <w:t xml:space="preserve"> is loaded.</w:t>
+      </w:r>
+      <w:r>
+        <w:t xml:space="preserve"> </w:t>
       </w:r>
     </w:p>
     <w:p/>
     <w:p/>
     <w:p/>
     <w:p/>
+    <w:p/>
     <w:p>
       <w:r>
         <w:t>Custom Table:</w:t>
@@ -1126,7 +1535,25 @@
       </w:r>
       <w:proofErr w:type="spellEnd"/>
     </w:p>
-    <w:p/>
+    <w:p>
+      <w:r>
+        <w:t xml:space="preserve">The Calculate </w:t>
+      </w:r>
+      <w:r>
+        <w:t xml:space="preserve">(Background Task Functionality) on Elevate Revised Billing screen is enabled only if </w:t>
+      </w:r>
+      <w:r>
+        <w:t xml:space="preserve">the tenant filter isn’t </w:t>
+      </w:r>
+      <w:proofErr w:type="spellStart"/>
+      <w:r>
+        <w:t>provided.i.e</w:t>
+      </w:r>
+      <w:proofErr w:type="spellEnd"/>
+      <w:r>
+        <w:t>. if billing is to be done for the entire property and not a specific tenant.</w:t>
+      </w:r>
+    </w:p>
     <w:p/>
     <w:p/>
     <w:p>
@@ -1501,6 +1928,257 @@
         <w:rPr>
           <w:b/>
           <w:bCs/>
+        </w:rPr>
+      </w:pPr>
+      <w:r>
+        <w:rPr>
+          <w:b/>
+          <w:bCs/>
+        </w:rPr>
+        <w:t>Recovery Estimates Calculations</w:t>
+      </w:r>
+    </w:p>
+    <w:p>
+      <w:pPr>
+        <w:rPr>
+          <w:i/>
+          <w:iCs/>
+          <w:sz w:val="20"/>
+          <w:szCs w:val="20"/>
+          <w:u w:val="single"/>
+        </w:rPr>
+      </w:pPr>
+      <w:r>
+        <w:rPr>
+          <w:i/>
+          <w:iCs/>
+          <w:sz w:val="20"/>
+          <w:szCs w:val="20"/>
+          <w:u w:val="single"/>
+        </w:rPr>
+        <w:t>Current Expense Year: Given Expense Year</w:t>
+      </w:r>
+    </w:p>
+    <w:p>
+      <w:pPr>
+        <w:rPr>
+          <w:i/>
+          <w:iCs/>
+        </w:rPr>
+      </w:pPr>
+      <w:r>
+        <w:rPr>
+          <w:i/>
+          <w:iCs/>
+          <w:sz w:val="20"/>
+          <w:szCs w:val="20"/>
+        </w:rPr>
+        <w:t xml:space="preserve">Note: </w:t>
+      </w:r>
+      <w:r>
+        <w:rPr>
+          <w:i/>
+          <w:iCs/>
+          <w:sz w:val="20"/>
+          <w:szCs w:val="20"/>
+        </w:rPr>
+        <w:t>The records in the Estimate</w:t>
+      </w:r>
+      <w:r>
+        <w:rPr>
+          <w:i/>
+          <w:iCs/>
+          <w:sz w:val="20"/>
+          <w:szCs w:val="20"/>
+        </w:rPr>
+        <w:t>s Screen</w:t>
+      </w:r>
+      <w:r>
+        <w:rPr>
+          <w:i/>
+          <w:iCs/>
+          <w:sz w:val="20"/>
+          <w:szCs w:val="20"/>
+        </w:rPr>
+        <w:t xml:space="preserve"> are </w:t>
+      </w:r>
+      <w:proofErr w:type="gramStart"/>
+      <w:r>
+        <w:rPr>
+          <w:i/>
+          <w:iCs/>
+          <w:sz w:val="20"/>
+          <w:szCs w:val="20"/>
+        </w:rPr>
+        <w:t>charge</w:t>
+      </w:r>
+      <w:proofErr w:type="gramEnd"/>
+      <w:r>
+        <w:rPr>
+          <w:i/>
+          <w:iCs/>
+          <w:sz w:val="20"/>
+          <w:szCs w:val="20"/>
+        </w:rPr>
+        <w:t xml:space="preserve"> code</w:t>
+      </w:r>
+      <w:r>
+        <w:rPr>
+          <w:i/>
+          <w:iCs/>
+          <w:sz w:val="20"/>
+          <w:szCs w:val="20"/>
+        </w:rPr>
+        <w:t xml:space="preserve"> wise. </w:t>
+      </w:r>
+      <w:r>
+        <w:rPr>
+          <w:i/>
+          <w:iCs/>
+          <w:sz w:val="20"/>
+          <w:szCs w:val="20"/>
+        </w:rPr>
+        <w:t>It</w:t>
+      </w:r>
+      <w:r>
+        <w:rPr>
+          <w:i/>
+          <w:iCs/>
+          <w:sz w:val="20"/>
+          <w:szCs w:val="20"/>
+        </w:rPr>
+        <w:t xml:space="preserve"> display</w:t>
+      </w:r>
+      <w:r>
+        <w:rPr>
+          <w:i/>
+          <w:iCs/>
+          <w:sz w:val="20"/>
+          <w:szCs w:val="20"/>
+        </w:rPr>
+        <w:t>s</w:t>
+      </w:r>
+      <w:r>
+        <w:rPr>
+          <w:i/>
+          <w:iCs/>
+          <w:sz w:val="20"/>
+          <w:szCs w:val="20"/>
+        </w:rPr>
+        <w:t xml:space="preserve"> a </w:t>
+      </w:r>
+      <w:r>
+        <w:rPr>
+          <w:i/>
+          <w:iCs/>
+          <w:sz w:val="20"/>
+          <w:szCs w:val="20"/>
+        </w:rPr>
+        <w:t>charge code</w:t>
+      </w:r>
+      <w:r>
+        <w:rPr>
+          <w:i/>
+          <w:iCs/>
+          <w:sz w:val="20"/>
+          <w:szCs w:val="20"/>
+        </w:rPr>
+        <w:t xml:space="preserve"> only if that </w:t>
+      </w:r>
+      <w:r>
+        <w:rPr>
+          <w:i/>
+          <w:iCs/>
+          <w:sz w:val="20"/>
+          <w:szCs w:val="20"/>
+        </w:rPr>
+        <w:t xml:space="preserve">has been used as </w:t>
+      </w:r>
+      <w:r>
+        <w:rPr>
+          <w:i/>
+          <w:iCs/>
+          <w:sz w:val="20"/>
+          <w:szCs w:val="20"/>
+        </w:rPr>
+        <w:t>an</w:t>
+      </w:r>
+      <w:r>
+        <w:rPr>
+          <w:i/>
+          <w:iCs/>
+          <w:sz w:val="20"/>
+          <w:szCs w:val="20"/>
+        </w:rPr>
+        <w:t xml:space="preserve"> </w:t>
+      </w:r>
+      <w:r>
+        <w:rPr>
+          <w:i/>
+          <w:iCs/>
+          <w:sz w:val="20"/>
+          <w:szCs w:val="20"/>
+        </w:rPr>
+        <w:t xml:space="preserve">estimate charge code for any of groups spanning in </w:t>
+      </w:r>
+      <w:r>
+        <w:rPr>
+          <w:i/>
+          <w:iCs/>
+          <w:sz w:val="20"/>
+          <w:szCs w:val="20"/>
+          <w:u w:val="single"/>
+        </w:rPr>
+        <w:t>Current Expense Year</w:t>
+      </w:r>
+      <w:r>
+        <w:rPr>
+          <w:i/>
+          <w:iCs/>
+        </w:rPr>
+        <w:t>.</w:t>
+      </w:r>
+    </w:p>
+    <w:p>
+      <w:r>
+        <w:t xml:space="preserve">The </w:t>
+      </w:r>
+      <w:r>
+        <w:t>New Amount for a lease against an estimate charge code is derived from the Total Share of the all the unexcluded pools</w:t>
+      </w:r>
+      <w:r>
+        <w:t xml:space="preserve"> in that Expense Year</w:t>
+      </w:r>
+      <w:r>
+        <w:t xml:space="preserve"> in the group which has a particular estimate charge code assuming th</w:t>
+      </w:r>
+      <w:r>
+        <w:t>e group calc to span for th</w:t>
+      </w:r>
+      <w:r>
+        <w:t xml:space="preserve">e </w:t>
+      </w:r>
+      <w:r>
+        <w:t xml:space="preserve">entire </w:t>
+      </w:r>
+      <w:r>
+        <w:rPr>
+          <w:i/>
+          <w:iCs/>
+          <w:u w:val="single"/>
+        </w:rPr>
+        <w:t>Current Expense Year</w:t>
+      </w:r>
+      <w:r>
+        <w:t>.</w:t>
+      </w:r>
+    </w:p>
+    <w:p/>
+    <w:p>
+      <w:pPr>
+        <w:rPr>
+          <w:b/>
+          <w:bCs/>
           <w:sz w:val="40"/>
           <w:szCs w:val="40"/>
         </w:rPr>
@@ -1563,14 +2241,7 @@
           <w:b/>
           <w:bCs/>
         </w:rPr>
-        <w:t>Significance of</w:t>
-      </w:r>
-      <w:r>
-        <w:rPr>
-          <w:b/>
-          <w:bCs/>
-        </w:rPr>
-        <w:t xml:space="preserve"> Recovery </w:t>
+        <w:t xml:space="preserve">Recovery </w:t>
       </w:r>
       <w:r>
         <w:rPr>
@@ -1584,7 +2255,57 @@
           <w:b/>
           <w:bCs/>
         </w:rPr>
-        <w:t>Audit Report Fields</w:t>
+        <w:t>Audit Report</w:t>
+      </w:r>
+    </w:p>
+    <w:p>
+      <w:pPr>
+        <w:rPr>
+          <w:u w:val="single"/>
+        </w:rPr>
+      </w:pPr>
+      <w:r>
+        <w:rPr>
+          <w:u w:val="single"/>
+        </w:rPr>
+        <w:t xml:space="preserve">Access to Recovery Reconciliation Report is governed by </w:t>
+      </w:r>
+      <w:proofErr w:type="spellStart"/>
+      <w:proofErr w:type="gramStart"/>
+      <w:r>
+        <w:rPr>
+          <w:u w:val="single"/>
+        </w:rPr>
+        <w:t>CommercialRecoveryAnalytics:Recovery</w:t>
+      </w:r>
+      <w:proofErr w:type="gramEnd"/>
+      <w:r>
+        <w:rPr>
+          <w:u w:val="single"/>
+        </w:rPr>
+        <w:t>_Reconciliation</w:t>
+      </w:r>
+      <w:proofErr w:type="spellEnd"/>
+      <w:r>
+        <w:rPr>
+          <w:u w:val="single"/>
+        </w:rPr>
+        <w:t xml:space="preserve"> permission.</w:t>
+      </w:r>
+    </w:p>
+    <w:p>
+      <w:pPr>
+        <w:rPr>
+          <w:b/>
+          <w:bCs/>
+        </w:rPr>
+      </w:pPr>
+      <w:r>
+        <w:rPr>
+          <w:b/>
+          <w:bCs/>
+        </w:rPr>
+        <w:t>Significance of Reconciliation Audit Report Fields</w:t>
       </w:r>
     </w:p>
     <w:p>
@@ -1605,7 +2326,7 @@
           <w:szCs w:val="20"/>
           <w:u w:val="single"/>
         </w:rPr>
-        <w:t>Current Amendments: Lease Amendments that falls under the given Expense Year</w:t>
+        <w:t>Current Amendment: Lease Amendments that falls under the given Expense Year</w:t>
       </w:r>
     </w:p>
     <w:p>
@@ -1687,9 +2408,11 @@
           <w:szCs w:val="20"/>
           <w:u w:val="single"/>
         </w:rPr>
-        <w:t xml:space="preserve"> Date</w:t>
-      </w:r>
-      <w:r>
+        <w:t xml:space="preserve"> Date: Date As of which the Reconciliation is been performed</w:t>
+      </w:r>
+    </w:p>
+    <w:p>
+      <w:pPr>
         <w:rPr>
           <w:i/>
           <w:iCs/>
@@ -1697,11 +2420,8 @@
           <w:szCs w:val="20"/>
           <w:u w:val="single"/>
         </w:rPr>
-        <w:t>: Date As of which the Reconciliation is been performed</w:t>
-      </w:r>
-    </w:p>
-    <w:p>
-      <w:pPr>
+      </w:pPr>
+      <w:r>
         <w:rPr>
           <w:i/>
           <w:iCs/>
@@ -1709,7 +2429,8 @@
           <w:szCs w:val="20"/>
           <w:u w:val="single"/>
         </w:rPr>
-      </w:pPr>
+        <w:t xml:space="preserve">Pool Share: Ratio of </w:t>
+      </w:r>
       <w:r>
         <w:rPr>
           <w:i/>
@@ -1718,7 +2439,7 @@
           <w:szCs w:val="20"/>
           <w:u w:val="single"/>
         </w:rPr>
-        <w:t>Pool Share: R</w:t>
+        <w:t>Pool Total</w:t>
       </w:r>
       <w:r>
         <w:rPr>
@@ -1728,7 +2449,7 @@
           <w:szCs w:val="20"/>
           <w:u w:val="single"/>
         </w:rPr>
-        <w:t xml:space="preserve">atio of </w:t>
+        <w:t xml:space="preserve"> Expenses</w:t>
       </w:r>
       <w:r>
         <w:rPr>
@@ -1738,7 +2459,7 @@
           <w:szCs w:val="20"/>
           <w:u w:val="single"/>
         </w:rPr>
-        <w:t>Pool Total</w:t>
+        <w:t>(d</w:t>
       </w:r>
       <w:r>
         <w:rPr>
@@ -1748,7 +2469,7 @@
           <w:szCs w:val="20"/>
           <w:u w:val="single"/>
         </w:rPr>
-        <w:t xml:space="preserve"> Expenses</w:t>
+        <w:t>) to</w:t>
       </w:r>
       <w:r>
         <w:rPr>
@@ -1758,7 +2479,7 @@
           <w:szCs w:val="20"/>
           <w:u w:val="single"/>
         </w:rPr>
-        <w:t>(d</w:t>
+        <w:t xml:space="preserve"> </w:t>
       </w:r>
       <w:r>
         <w:rPr>
@@ -1768,7 +2489,7 @@
           <w:szCs w:val="20"/>
           <w:u w:val="single"/>
         </w:rPr>
-        <w:t>) to</w:t>
+        <w:t xml:space="preserve">Total Expenses of </w:t>
       </w:r>
       <w:r>
         <w:rPr>
@@ -1778,7 +2499,7 @@
           <w:szCs w:val="20"/>
           <w:u w:val="single"/>
         </w:rPr>
-        <w:t xml:space="preserve"> </w:t>
+        <w:t xml:space="preserve">the </w:t>
       </w:r>
       <w:r>
         <w:rPr>
@@ -1788,9 +2509,11 @@
           <w:szCs w:val="20"/>
           <w:u w:val="single"/>
         </w:rPr>
-        <w:t>Total Expenses</w:t>
-      </w:r>
-      <w:r>
+        <w:t>group including all unexcluded pools.</w:t>
+      </w:r>
+    </w:p>
+    <w:p>
+      <w:pPr>
         <w:rPr>
           <w:i/>
           <w:iCs/>
@@ -1798,8 +2521,7 @@
           <w:szCs w:val="20"/>
           <w:u w:val="single"/>
         </w:rPr>
-        <w:t xml:space="preserve"> of </w:t>
-      </w:r>
+      </w:pPr>
       <w:r>
         <w:rPr>
           <w:i/>
@@ -1808,7 +2530,7 @@
           <w:szCs w:val="20"/>
           <w:u w:val="single"/>
         </w:rPr>
-        <w:t xml:space="preserve">the </w:t>
+        <w:t xml:space="preserve">Group Calc Period: Period through which a group calc setup spans in the </w:t>
       </w:r>
       <w:r>
         <w:rPr>
@@ -1818,24 +2540,90 @@
           <w:szCs w:val="20"/>
           <w:u w:val="single"/>
         </w:rPr>
-        <w:t>group including all unexcluded pools.</w:t>
-      </w:r>
-    </w:p>
-    <w:p>
-      <w:pPr>
-        <w:rPr>
-          <w:i/>
-          <w:iCs/>
-        </w:rPr>
-      </w:pPr>
+        <w:t xml:space="preserve">current </w:t>
+      </w:r>
       <w:r>
         <w:rPr>
           <w:i/>
           <w:iCs/>
           <w:sz w:val="20"/>
           <w:szCs w:val="20"/>
-        </w:rPr>
-        <w:t>Note: The Reconciliation Audit report will display a pool only if that hasn’t been excluded at the lease recovery group</w:t>
+          <w:u w:val="single"/>
+        </w:rPr>
+        <w:t>expense year.</w:t>
+      </w:r>
+    </w:p>
+    <w:p>
+      <w:pPr>
+        <w:rPr>
+          <w:i/>
+          <w:iCs/>
+        </w:rPr>
+      </w:pPr>
+      <w:r>
+        <w:rPr>
+          <w:i/>
+          <w:iCs/>
+          <w:sz w:val="20"/>
+          <w:szCs w:val="20"/>
+        </w:rPr>
+        <w:t xml:space="preserve">Note: </w:t>
+      </w:r>
+      <w:r>
+        <w:rPr>
+          <w:i/>
+          <w:iCs/>
+          <w:sz w:val="20"/>
+          <w:szCs w:val="20"/>
+        </w:rPr>
+        <w:t xml:space="preserve">The records in the Reconciliation Audit Report are </w:t>
+      </w:r>
+      <w:proofErr w:type="gramStart"/>
+      <w:r>
+        <w:rPr>
+          <w:i/>
+          <w:iCs/>
+          <w:sz w:val="20"/>
+          <w:szCs w:val="20"/>
+        </w:rPr>
+        <w:t>pool</w:t>
+      </w:r>
+      <w:proofErr w:type="gramEnd"/>
+      <w:r>
+        <w:rPr>
+          <w:i/>
+          <w:iCs/>
+          <w:sz w:val="20"/>
+          <w:szCs w:val="20"/>
+        </w:rPr>
+        <w:t xml:space="preserve"> wise. </w:t>
+      </w:r>
+      <w:r>
+        <w:rPr>
+          <w:i/>
+          <w:iCs/>
+          <w:sz w:val="20"/>
+          <w:szCs w:val="20"/>
+        </w:rPr>
+        <w:t xml:space="preserve">The Reconciliation Audit report will display a pool only if that hasn’t been excluded </w:t>
+      </w:r>
+      <w:r>
+        <w:rPr>
+          <w:i/>
+          <w:iCs/>
+          <w:sz w:val="20"/>
+          <w:szCs w:val="20"/>
+        </w:rPr>
+        <w:t>from</w:t>
+      </w:r>
+      <w:r>
+        <w:rPr>
+          <w:i/>
+          <w:iCs/>
+          <w:sz w:val="20"/>
+          <w:szCs w:val="20"/>
+        </w:rPr>
+        <w:t xml:space="preserve"> the lease recovery group</w:t>
       </w:r>
       <w:r>
         <w:rPr>
@@ -1845,7 +2633,6 @@
         <w:t>.</w:t>
       </w:r>
     </w:p>
-    <w:p/>
     <w:p>
       <w:r>
         <w:t>1)</w:t>
@@ -1893,7 +2680,15 @@
         <w:ind w:firstLine="720"/>
       </w:pPr>
       <w:r>
-        <w:t>- Depicts the Recovery Group on the Current Amendment</w:t>
+        <w:t xml:space="preserve">- </w:t>
+      </w:r>
+      <w:proofErr w:type="gramStart"/>
+      <w:r>
+        <w:t>Depicts</w:t>
+      </w:r>
+      <w:proofErr w:type="gramEnd"/>
+      <w:r>
+        <w:t xml:space="preserve"> the Recovery Group on the Current Amendment</w:t>
       </w:r>
     </w:p>
     <w:p>
@@ -1944,9 +2739,11 @@
       <w:r>
         <w:t xml:space="preserve">(Only visible if the </w:t>
       </w:r>
+      <w:proofErr w:type="spellStart"/>
       <w:r>
         <w:t>OptCommRecovInvoiceRegister.pkg</w:t>
       </w:r>
+      <w:proofErr w:type="spellEnd"/>
       <w:r>
         <w:t xml:space="preserve"> is loaded)</w:t>
       </w:r>
@@ -1973,27 +2770,839 @@
         <w:t>split of (T</w:t>
       </w:r>
       <w:r>
-        <w:t>otal amount billed for estimate charge code as a part of estimate schedule + Adhoc estimate charges + the total amount billed for charges/fixtures against reconciliation charge code with Amendment Unit Attached to all these and all billed for the current Expense year</w:t>
-      </w:r>
-      <w:r>
-        <w:t xml:space="preserve"> on/before the Calculate </w:t>
-      </w:r>
-      <w:r>
-        <w:t>as</w:t>
+        <w:t xml:space="preserve">otal amount billed for estimate charge code as a part of estimate schedule + </w:t>
+      </w:r>
+      <w:proofErr w:type="spellStart"/>
+      <w:r>
+        <w:t>Adhoc</w:t>
+      </w:r>
+      <w:proofErr w:type="spellEnd"/>
+      <w:r>
+        <w:t xml:space="preserve"> estimate charges + the total amount billed for charges/fixtures against reconciliation charge code with Amendment Unit Attached to all these and all billed for the current Expense year</w:t>
+      </w:r>
+      <w:r>
+        <w:t xml:space="preserve"> on/before the </w:t>
+      </w:r>
+      <w:r>
+        <w:rPr>
+          <w:i/>
+          <w:iCs/>
+          <w:u w:val="single"/>
+        </w:rPr>
+        <w:t>Calculate As of Date</w:t>
       </w:r>
       <w:r>
         <w:t xml:space="preserve"> </w:t>
       </w:r>
       <w:r>
-        <w:t>of</w:t>
-      </w:r>
-      <w:r>
-        <w:t xml:space="preserve"> Date</w:t>
+        <w:t xml:space="preserve">and </w:t>
+      </w:r>
+      <w:r>
+        <w:t>within</w:t>
+      </w:r>
+      <w:r>
+        <w:t xml:space="preserve"> the </w:t>
+      </w:r>
+      <w:r>
+        <w:rPr>
+          <w:i/>
+          <w:iCs/>
+          <w:u w:val="single"/>
+        </w:rPr>
+        <w:t>Group Calc Period</w:t>
+      </w:r>
+      <w:r>
+        <w:t xml:space="preserve">) in accordance with the </w:t>
+      </w:r>
+      <w:r>
+        <w:rPr>
+          <w:i/>
+          <w:iCs/>
+          <w:u w:val="single"/>
+        </w:rPr>
+        <w:t>Pool Share</w:t>
+      </w:r>
+      <w:r>
+        <w:t>.</w:t>
+      </w:r>
+    </w:p>
+    <w:p>
+      <w:r>
+        <w:t xml:space="preserve">8) Field: Admin Fee Billed (a2): </w:t>
+      </w:r>
+    </w:p>
+    <w:p>
+      <w:pPr>
+        <w:ind w:left="720"/>
+      </w:pPr>
+      <w:r>
+        <w:t xml:space="preserve">- </w:t>
+      </w:r>
+      <w:r>
+        <w:t xml:space="preserve">Depicts </w:t>
+      </w:r>
+      <w:r>
+        <w:t xml:space="preserve">the </w:t>
+      </w:r>
+      <w:r>
+        <w:t>T</w:t>
+      </w:r>
+      <w:r>
+        <w:t xml:space="preserve">otal Management </w:t>
+      </w:r>
+      <w:r>
+        <w:t>F</w:t>
+      </w:r>
+      <w:r>
+        <w:t xml:space="preserve">ee billed </w:t>
+      </w:r>
+      <w:r>
+        <w:t xml:space="preserve">through previous reconciliation </w:t>
+      </w:r>
+      <w:r>
+        <w:t>batches against</w:t>
+      </w:r>
+      <w:r>
+        <w:t xml:space="preserve"> </w:t>
+      </w:r>
+      <w:r>
+        <w:t>that</w:t>
+      </w:r>
+      <w:r>
+        <w:t xml:space="preserve"> pool </w:t>
+      </w:r>
+      <w:r>
+        <w:t>as per pool setup</w:t>
+      </w:r>
+      <w:r>
+        <w:t>.</w:t>
+      </w:r>
+    </w:p>
+    <w:p>
+      <w:pPr>
+        <w:ind w:left="720"/>
+      </w:pPr>
+      <w:r>
+        <w:t xml:space="preserve">- </w:t>
+      </w:r>
+      <w:r>
+        <w:t>Depicts the split of t</w:t>
+      </w:r>
+      <w:r>
+        <w:t xml:space="preserve">he Total Admin Fee billed </w:t>
+      </w:r>
+      <w:r>
+        <w:t xml:space="preserve">through previous reconciliation batches </w:t>
+      </w:r>
+      <w:r>
+        <w:t xml:space="preserve">against the admin fee charge code on group </w:t>
+      </w:r>
+      <w:r>
+        <w:t xml:space="preserve">in accordance with the </w:t>
+      </w:r>
+      <w:r>
+        <w:rPr>
+          <w:i/>
+          <w:iCs/>
+          <w:u w:val="single"/>
+        </w:rPr>
+        <w:t>Pool Share</w:t>
+      </w:r>
+      <w:r>
+        <w:t>.</w:t>
+      </w:r>
+    </w:p>
+    <w:p>
+      <w:pPr>
+        <w:ind w:left="720"/>
+      </w:pPr>
+      <w:r>
+        <w:t>-</w:t>
+      </w:r>
+      <w:r>
+        <w:t xml:space="preserve"> </w:t>
+      </w:r>
+      <w:r>
+        <w:t xml:space="preserve">Any billings against </w:t>
+      </w:r>
+      <w:r>
+        <w:t xml:space="preserve">any other CAM </w:t>
+      </w:r>
+      <w:proofErr w:type="spellStart"/>
+      <w:r>
+        <w:t>chargecode</w:t>
+      </w:r>
+      <w:proofErr w:type="spellEnd"/>
+      <w:r>
+        <w:t xml:space="preserve"> </w:t>
+      </w:r>
+      <w:r>
+        <w:t xml:space="preserve">on/before the </w:t>
+      </w:r>
+      <w:r>
+        <w:rPr>
+          <w:i/>
+          <w:iCs/>
+          <w:u w:val="single"/>
+        </w:rPr>
+        <w:t xml:space="preserve">Calculate </w:t>
+      </w:r>
+      <w:proofErr w:type="gramStart"/>
+      <w:r>
+        <w:rPr>
+          <w:i/>
+          <w:iCs/>
+          <w:u w:val="single"/>
+        </w:rPr>
+        <w:t>As</w:t>
+      </w:r>
+      <w:proofErr w:type="gramEnd"/>
+      <w:r>
+        <w:rPr>
+          <w:i/>
+          <w:iCs/>
+          <w:u w:val="single"/>
+        </w:rPr>
+        <w:t xml:space="preserve"> of Date</w:t>
+      </w:r>
+      <w:r>
+        <w:t xml:space="preserve"> and within the </w:t>
+      </w:r>
+      <w:r>
+        <w:rPr>
+          <w:i/>
+          <w:iCs/>
+          <w:u w:val="single"/>
+        </w:rPr>
+        <w:t>Group Calc Period</w:t>
       </w:r>
       <w:r>
         <w:t xml:space="preserve">) </w:t>
       </w:r>
       <w:r>
+        <w:t>not used as estimate code will also be considered in Admin Fee Billed</w:t>
+      </w:r>
+      <w:r>
+        <w:t xml:space="preserve"> and split in accordance with the </w:t>
+      </w:r>
+      <w:r>
+        <w:rPr>
+          <w:i/>
+          <w:iCs/>
+          <w:u w:val="single"/>
+        </w:rPr>
+        <w:t>Pool Share</w:t>
+      </w:r>
+    </w:p>
+    <w:p>
+      <w:r>
+        <w:t xml:space="preserve">9) Field: Estimate Adjustment (a3): </w:t>
+      </w:r>
+    </w:p>
+    <w:p>
+      <w:pPr>
+        <w:ind w:left="720"/>
+      </w:pPr>
+      <w:r>
+        <w:t xml:space="preserve">- Depicts </w:t>
+      </w:r>
+      <w:r>
+        <w:t>%Pool Share of Estimate Adjustment made against that Group Estimate Charge Code.</w:t>
+      </w:r>
+    </w:p>
+    <w:p>
+      <w:r>
+        <w:t xml:space="preserve">10) Field: Expense Pool (b1): </w:t>
+      </w:r>
+    </w:p>
+    <w:p>
+      <w:pPr>
+        <w:ind w:left="720"/>
+      </w:pPr>
+      <w:r>
+        <w:t xml:space="preserve">- Depicts the Total Amount of expense recorded </w:t>
+      </w:r>
+      <w:r>
+        <w:t xml:space="preserve">in </w:t>
+      </w:r>
+      <w:r>
+        <w:rPr>
+          <w:i/>
+          <w:iCs/>
+          <w:u w:val="single"/>
+        </w:rPr>
+        <w:t>Current Expense Year</w:t>
+      </w:r>
+      <w:r>
+        <w:t xml:space="preserve"> </w:t>
+      </w:r>
+      <w:r>
+        <w:t xml:space="preserve">till the </w:t>
+      </w:r>
+      <w:r>
+        <w:rPr>
+          <w:i/>
+          <w:iCs/>
+          <w:u w:val="single"/>
+        </w:rPr>
+        <w:t xml:space="preserve">Calculate </w:t>
+      </w:r>
+      <w:proofErr w:type="gramStart"/>
+      <w:r>
+        <w:rPr>
+          <w:i/>
+          <w:iCs/>
+          <w:u w:val="single"/>
+        </w:rPr>
+        <w:t>As</w:t>
+      </w:r>
+      <w:proofErr w:type="gramEnd"/>
+      <w:r>
+        <w:rPr>
+          <w:i/>
+          <w:iCs/>
+          <w:u w:val="single"/>
+        </w:rPr>
+        <w:t xml:space="preserve"> of Date</w:t>
+      </w:r>
+      <w:r>
+        <w:t xml:space="preserve"> </w:t>
+      </w:r>
+      <w:r>
+        <w:t xml:space="preserve">against accounts from expense pool with given </w:t>
+      </w:r>
+      <w:r>
+        <w:t xml:space="preserve">required </w:t>
+      </w:r>
+      <w:r>
+        <w:t xml:space="preserve">segment </w:t>
+      </w:r>
+      <w:r>
+        <w:t xml:space="preserve">attached on it </w:t>
+      </w:r>
+      <w:r>
+        <w:t>(only valid in case of segment recovery)</w:t>
+      </w:r>
+    </w:p>
+    <w:p>
+      <w:pPr>
+        <w:ind w:left="720"/>
+      </w:pPr>
+      <w:r>
+        <w:t>-</w:t>
+      </w:r>
+      <w:r>
+        <w:t xml:space="preserve"> </w:t>
+      </w:r>
+      <w:r>
+        <w:t xml:space="preserve">Usually considers the period of the expense year, but in case of Expense Month Offset specified on </w:t>
+      </w:r>
+      <w:r>
+        <w:t xml:space="preserve">pool at </w:t>
+      </w:r>
+      <w:r>
+        <w:t xml:space="preserve">Property </w:t>
+      </w:r>
+      <w:r>
+        <w:t>level it will consider that period accordingly.</w:t>
+      </w:r>
+    </w:p>
+    <w:p>
+      <w:r>
+        <w:t xml:space="preserve">11)Field: Expense Exclusion (b2): </w:t>
+      </w:r>
+    </w:p>
+    <w:p>
+      <w:pPr>
+        <w:ind w:left="720"/>
+      </w:pPr>
+      <w:r>
+        <w:t>- Depicts: Total Amount of expense recorded</w:t>
+      </w:r>
+      <w:r>
+        <w:t xml:space="preserve"> </w:t>
+      </w:r>
+      <w:r>
+        <w:t xml:space="preserve">in </w:t>
+      </w:r>
+      <w:r>
+        <w:rPr>
+          <w:i/>
+          <w:iCs/>
+          <w:u w:val="single"/>
+        </w:rPr>
+        <w:t>Current Expense Year</w:t>
+      </w:r>
+      <w:r>
+        <w:t xml:space="preserve"> </w:t>
+      </w:r>
+      <w:r>
+        <w:t xml:space="preserve">till the </w:t>
+      </w:r>
+      <w:r>
+        <w:rPr>
+          <w:i/>
+          <w:iCs/>
+          <w:u w:val="single"/>
+        </w:rPr>
+        <w:t xml:space="preserve">Calculate </w:t>
+      </w:r>
+      <w:proofErr w:type="gramStart"/>
+      <w:r>
+        <w:rPr>
+          <w:i/>
+          <w:iCs/>
+          <w:u w:val="single"/>
+        </w:rPr>
+        <w:t>As</w:t>
+      </w:r>
+      <w:proofErr w:type="gramEnd"/>
+      <w:r>
+        <w:rPr>
+          <w:i/>
+          <w:iCs/>
+          <w:u w:val="single"/>
+        </w:rPr>
+        <w:t xml:space="preserve"> of Date</w:t>
+      </w:r>
+      <w:r>
+        <w:t xml:space="preserve"> against accounts excluded from expense pool at lease level.</w:t>
+      </w:r>
+    </w:p>
+    <w:p>
+      <w:pPr>
+        <w:ind w:left="720"/>
+      </w:pPr>
+      <w:r>
+        <w:t>-Usually considers the period of the expense year, but in case of Expense Month Offset specified on pool at Property level it will consider that period accordingly.</w:t>
+      </w:r>
+    </w:p>
+    <w:p>
+      <w:r>
+        <w:t xml:space="preserve">12)Field: Expense Adjustment (b3): </w:t>
+      </w:r>
+    </w:p>
+    <w:p>
+      <w:pPr>
+        <w:ind w:left="720"/>
+      </w:pPr>
+      <w:r>
+        <w:t>-</w:t>
+      </w:r>
+      <w:r>
+        <w:t xml:space="preserve"> </w:t>
+      </w:r>
+      <w:r>
+        <w:t xml:space="preserve">Depicts the Total Expense adjustment made against </w:t>
+      </w:r>
+      <w:r>
+        <w:t>accounts (</w:t>
+      </w:r>
+      <w:r>
+        <w:t>along with/without</w:t>
+      </w:r>
+      <w:r>
+        <w:t xml:space="preserve"> </w:t>
+      </w:r>
+      <w:r>
+        <w:t>tenants</w:t>
+      </w:r>
+      <w:r>
+        <w:t>)</w:t>
+      </w:r>
+      <w:r>
+        <w:t xml:space="preserve"> included in that Expense Pool</w:t>
+      </w:r>
+      <w:r>
+        <w:t xml:space="preserve"> </w:t>
+      </w:r>
+      <w:r>
+        <w:t>on/before</w:t>
+      </w:r>
+      <w:r>
+        <w:t xml:space="preserve"> the </w:t>
+      </w:r>
+      <w:r>
+        <w:rPr>
+          <w:i/>
+          <w:iCs/>
+          <w:u w:val="single"/>
+        </w:rPr>
+        <w:t xml:space="preserve">Calculate </w:t>
+      </w:r>
+      <w:proofErr w:type="gramStart"/>
+      <w:r>
+        <w:rPr>
+          <w:i/>
+          <w:iCs/>
+          <w:u w:val="single"/>
+        </w:rPr>
+        <w:t>As</w:t>
+      </w:r>
+      <w:proofErr w:type="gramEnd"/>
+      <w:r>
+        <w:rPr>
+          <w:i/>
+          <w:iCs/>
+          <w:u w:val="single"/>
+        </w:rPr>
+        <w:t xml:space="preserve"> of Date</w:t>
+      </w:r>
+      <w:r>
+        <w:t>.</w:t>
+      </w:r>
+    </w:p>
+    <w:p>
+      <w:r>
+        <w:t>13)Field: Pool Subtotal (B): Total Expense under a certain pool. (b1+b2+b3)</w:t>
+      </w:r>
+    </w:p>
+    <w:p>
+      <w:r>
+        <w:t xml:space="preserve">14) </w:t>
+      </w:r>
+      <w:r>
+        <w:t>Occupancy % (c1)</w:t>
+      </w:r>
+      <w:r>
+        <w:t xml:space="preserve">: </w:t>
+      </w:r>
+    </w:p>
+    <w:p>
+      <w:pPr>
+        <w:ind w:firstLine="720"/>
+      </w:pPr>
+      <w:r>
+        <w:t xml:space="preserve">- Depicts the </w:t>
+      </w:r>
+      <w:r>
+        <w:t>% Occupancy in accordance with the Occupancy Type selected on pool.</w:t>
+      </w:r>
+    </w:p>
+    <w:p>
+      <w:r>
+        <w:t xml:space="preserve">15) </w:t>
+      </w:r>
+      <w:r>
+        <w:t xml:space="preserve">Gross up </w:t>
+      </w:r>
+      <w:r>
+        <w:t xml:space="preserve">% </w:t>
+      </w:r>
+      <w:r>
+        <w:t>(c2):</w:t>
+      </w:r>
+      <w:r>
+        <w:t xml:space="preserve"> </w:t>
+      </w:r>
+    </w:p>
+    <w:p>
+      <w:pPr>
+        <w:ind w:firstLine="720"/>
+      </w:pPr>
+      <w:r>
+        <w:t xml:space="preserve">- Depicts the </w:t>
+      </w:r>
+      <w:r>
+        <w:t>Gross up % set at pool.</w:t>
+      </w:r>
+    </w:p>
+    <w:p>
+      <w:r>
+        <w:t xml:space="preserve">16) </w:t>
+      </w:r>
+      <w:r>
+        <w:t xml:space="preserve">Recovery Factor (c3): </w:t>
+      </w:r>
+    </w:p>
+    <w:p>
+      <w:pPr>
+        <w:ind w:left="720"/>
+      </w:pPr>
+      <w:r>
+        <w:t xml:space="preserve">- Depicts Recovery Factor % set at pool. Determines % of Intermediate Pool Expense after Gross up(B*c2/c1) that is going to be considered for Pool Operating Expense after </w:t>
+      </w:r>
+      <w:proofErr w:type="gramStart"/>
+      <w:r>
+        <w:t>gross</w:t>
+      </w:r>
+      <w:proofErr w:type="gramEnd"/>
+      <w:r>
+        <w:t xml:space="preserve"> up.</w:t>
+      </w:r>
+    </w:p>
+    <w:p>
+      <w:r>
+        <w:t>17)</w:t>
+      </w:r>
+      <w:r>
+        <w:t xml:space="preserve"> </w:t>
+      </w:r>
+      <w:r>
+        <w:t>Pool after Gross up (C’): (B*c3*c2/c1)</w:t>
+      </w:r>
+    </w:p>
+    <w:p>
+      <w:pPr>
+        <w:ind w:left="720"/>
+      </w:pPr>
+      <w:r>
+        <w:t>- Depicts the</w:t>
+      </w:r>
+      <w:r>
+        <w:t xml:space="preserve"> Pool Operating Expense after applying the Recovery Factor</w:t>
+      </w:r>
+      <w:r>
+        <w:t xml:space="preserve"> to Intermediate Pool Expense after Gross up</w:t>
+      </w:r>
+      <w:r>
+        <w:t xml:space="preserve">, now ready to be </w:t>
+      </w:r>
+      <w:r>
+        <w:t xml:space="preserve">further </w:t>
+      </w:r>
+      <w:r>
+        <w:t>used for Tenant Expense Share Calculations</w:t>
+      </w:r>
+      <w:r>
+        <w:t>.</w:t>
+      </w:r>
+    </w:p>
+    <w:p>
+      <w:r>
+        <w:t xml:space="preserve">18) </w:t>
+      </w:r>
+      <w:r>
+        <w:t>Mgmt. Fee Charges</w:t>
+      </w:r>
+      <w:r>
+        <w:t xml:space="preserve"> (c4’)</w:t>
+      </w:r>
+      <w:r>
+        <w:t>:</w:t>
+      </w:r>
+    </w:p>
+    <w:p>
+      <w:pPr>
+        <w:ind w:left="720"/>
+      </w:pPr>
+      <w:r>
+        <w:t xml:space="preserve">- Depicts the </w:t>
+      </w:r>
+      <w:r>
+        <w:t>Sum of [%stage set at Mgmt. Fee Data against (</w:t>
+      </w:r>
+      <w:proofErr w:type="spellStart"/>
+      <w:r>
+        <w:t>Rent+Overage+Misc+Deposit</w:t>
+      </w:r>
+      <w:proofErr w:type="spellEnd"/>
+      <w:r>
+        <w:t xml:space="preserve">) </w:t>
+      </w:r>
+      <w:proofErr w:type="gramStart"/>
+      <w:r>
+        <w:t>Charge Code</w:t>
+      </w:r>
+      <w:proofErr w:type="gramEnd"/>
+      <w:r>
+        <w:t xml:space="preserve"> * Total Charge Billed against that respective Charge Code</w:t>
+      </w:r>
+      <w:r>
+        <w:t xml:space="preserve"> till the Calculated as of Date in accordance with Mgmt. fee Setup dates</w:t>
+      </w:r>
+      <w:r>
+        <w:t xml:space="preserve">] </w:t>
+      </w:r>
+    </w:p>
+    <w:p>
+      <w:r>
+        <w:t xml:space="preserve">19) </w:t>
+      </w:r>
+      <w:r>
+        <w:t>Mgmt. Fee Share</w:t>
+      </w:r>
+      <w:r>
+        <w:t xml:space="preserve"> (</w:t>
+      </w:r>
+      <w:proofErr w:type="gramStart"/>
+      <w:r>
+        <w:t>c4’’</w:t>
+      </w:r>
+      <w:proofErr w:type="gramEnd"/>
+      <w:r>
+        <w:t>):</w:t>
+      </w:r>
+    </w:p>
+    <w:p>
+      <w:pPr>
+        <w:ind w:left="720"/>
+      </w:pPr>
+      <w:r>
+        <w:t xml:space="preserve">- Depicts the </w:t>
+      </w:r>
+      <w:r>
+        <w:t xml:space="preserve">SUM [%stage set at Mgmt. Fee Data against </w:t>
+      </w:r>
+      <w:r>
+        <w:t xml:space="preserve">Group </w:t>
+      </w:r>
+      <w:r>
+        <w:t>Estimate Charge Code * Total Tenant Pool Share</w:t>
+      </w:r>
+      <w:r>
+        <w:t xml:space="preserve"> of </w:t>
+      </w:r>
+      <w:proofErr w:type="gramStart"/>
+      <w:r>
+        <w:t>others</w:t>
+      </w:r>
+      <w:proofErr w:type="gramEnd"/>
+      <w:r>
+        <w:t xml:space="preserve"> pools in that group except the one chosen from accumulation</w:t>
+      </w:r>
+      <w:r>
+        <w:t>]</w:t>
+      </w:r>
+      <w:r>
+        <w:t xml:space="preserve">. Note: the c4’ and </w:t>
+      </w:r>
+      <w:proofErr w:type="gramStart"/>
+      <w:r>
+        <w:t>c4’’</w:t>
+      </w:r>
+      <w:proofErr w:type="gramEnd"/>
+      <w:r>
+        <w:t xml:space="preserve"> fields are only visible if the </w:t>
+      </w:r>
+      <w:r>
+        <w:t>OptCommRecovMgmtFeeChargecodeSS.pkg</w:t>
+      </w:r>
+      <w:r>
+        <w:t xml:space="preserve"> is loaded. Also, the pool that </w:t>
+      </w:r>
+      <w:r>
+        <w:t>aims for</w:t>
+      </w:r>
+      <w:r>
+        <w:t xml:space="preserve"> the fee to be accumulated should select Mgmt. Fee Type as Charge Code).</w:t>
+      </w:r>
+    </w:p>
+    <w:p>
+      <w:pPr>
+        <w:ind w:left="720"/>
+        <w:rPr>
+          <w:i/>
+          <w:iCs/>
+        </w:rPr>
+      </w:pPr>
+      <w:r>
+        <w:rPr>
+          <w:i/>
+          <w:iCs/>
+        </w:rPr>
+        <w:t xml:space="preserve">If Fee Type </w:t>
+      </w:r>
+      <w:r>
+        <w:rPr>
+          <w:i/>
+          <w:iCs/>
+        </w:rPr>
+        <w:t>charge code</w:t>
+      </w:r>
+      <w:r>
+        <w:rPr>
+          <w:i/>
+          <w:iCs/>
+        </w:rPr>
+        <w:t xml:space="preserve"> is selected at group, then </w:t>
+      </w:r>
+      <w:proofErr w:type="gramStart"/>
+      <w:r>
+        <w:rPr>
+          <w:i/>
+          <w:iCs/>
+        </w:rPr>
+        <w:t>c4’’</w:t>
+      </w:r>
+      <w:proofErr w:type="gramEnd"/>
+      <w:r>
+        <w:rPr>
+          <w:i/>
+          <w:iCs/>
+        </w:rPr>
+        <w:t xml:space="preserve"> also accumulates under c4’.</w:t>
+      </w:r>
+      <w:r>
+        <w:rPr>
+          <w:i/>
+          <w:iCs/>
+        </w:rPr>
+        <w:t xml:space="preserve"> Also, in such a case it </w:t>
+      </w:r>
+      <w:r>
+        <w:t xml:space="preserve">depicts the </w:t>
+      </w:r>
+      <w:r>
+        <w:t xml:space="preserve">SUM [%stage set at Mgmt. Fee Data against </w:t>
+      </w:r>
+      <w:r>
+        <w:t xml:space="preserve">Group </w:t>
+      </w:r>
+      <w:r>
+        <w:t xml:space="preserve">Estimate Charge Code * </w:t>
+      </w:r>
+      <w:r>
+        <w:t>Total Charge Billed against that respective Charge Code</w:t>
+      </w:r>
+      <w:r>
+        <w:t>]</w:t>
+      </w:r>
+      <w:r>
+        <w:t>.</w:t>
+      </w:r>
+    </w:p>
+    <w:p>
+      <w:r>
+        <w:t>20</w:t>
+      </w:r>
+      <w:r>
+        <w:t>)</w:t>
+      </w:r>
+      <w:r>
+        <w:t>Expense Admin Fee (c4</w:t>
+      </w:r>
+      <w:r>
+        <w:t>):</w:t>
+      </w:r>
+      <w:r>
+        <w:t xml:space="preserve"> </w:t>
+      </w:r>
+    </w:p>
+    <w:p>
+      <w:pPr>
+        <w:ind w:left="720"/>
+      </w:pPr>
+      <w:r>
+        <w:t>- Depicts the Admin Fee (as per setup on pool) if calculation is based on Operating Expense.</w:t>
+      </w:r>
+    </w:p>
+    <w:p>
+      <w:pPr>
+        <w:ind w:left="720"/>
+        <w:rPr>
+          <w:i/>
+          <w:iCs/>
+          <w:u w:val="single"/>
+        </w:rPr>
+      </w:pPr>
+      <w:r>
+        <w:t>- Depicts the split Admin Fee (as per setup on group) if calculation is based on Operating Expense</w:t>
+      </w:r>
+      <w:r>
+        <w:t xml:space="preserve"> </w:t>
+      </w:r>
+      <w:r>
         <w:t xml:space="preserve">in accordance with the </w:t>
       </w:r>
       <w:r>
@@ -2004,638 +3613,33 @@
         </w:rPr>
         <w:t>Pool Share</w:t>
       </w:r>
-      <w:r>
-        <w:t>.</w:t>
-      </w:r>
-    </w:p>
-    <w:p>
-      <w:r>
-        <w:t xml:space="preserve">8) Field: Admin Fee Billed (a2): </w:t>
-      </w:r>
-    </w:p>
-    <w:p>
-      <w:pPr>
-        <w:ind w:left="720"/>
-      </w:pPr>
-      <w:r>
-        <w:t xml:space="preserve">- </w:t>
-      </w:r>
-      <w:r>
-        <w:t xml:space="preserve">Depicts </w:t>
-      </w:r>
-      <w:r>
-        <w:t xml:space="preserve">the </w:t>
-      </w:r>
-      <w:r>
-        <w:t>T</w:t>
-      </w:r>
-      <w:r>
-        <w:t xml:space="preserve">otal Management </w:t>
-      </w:r>
-      <w:r>
-        <w:t>F</w:t>
-      </w:r>
-      <w:r>
-        <w:t xml:space="preserve">ee billed </w:t>
-      </w:r>
-      <w:r>
-        <w:t xml:space="preserve">through previous reconciliation batches </w:t>
-      </w:r>
-      <w:r>
-        <w:t xml:space="preserve"> </w:t>
-      </w:r>
-      <w:r>
-        <w:t xml:space="preserve">against </w:t>
-      </w:r>
-      <w:r>
-        <w:t>that</w:t>
-      </w:r>
-      <w:r>
-        <w:t xml:space="preserve"> pool </w:t>
-      </w:r>
-      <w:r>
-        <w:t>as per pool setup</w:t>
-      </w:r>
-      <w:r>
-        <w:t>.</w:t>
-      </w:r>
-    </w:p>
-    <w:p>
-      <w:pPr>
-        <w:ind w:left="720"/>
-      </w:pPr>
-      <w:r>
-        <w:t xml:space="preserve">- </w:t>
-      </w:r>
-      <w:r>
-        <w:t>Depicts the split of t</w:t>
-      </w:r>
-      <w:r>
-        <w:t xml:space="preserve">he </w:t>
-      </w:r>
-      <w:r>
-        <w:t>T</w:t>
-      </w:r>
-      <w:r>
-        <w:t xml:space="preserve">otal Admin Fee </w:t>
-      </w:r>
-      <w:r>
-        <w:t xml:space="preserve">billed </w:t>
-      </w:r>
-      <w:r>
-        <w:t>through previous reconciliation batches</w:t>
-      </w:r>
-      <w:r>
-        <w:t xml:space="preserve"> </w:t>
-      </w:r>
-      <w:r>
-        <w:t xml:space="preserve">against the admin fee charge code on group </w:t>
-      </w:r>
-      <w:r>
-        <w:t xml:space="preserve">in accordance with the </w:t>
-      </w:r>
-      <w:r>
-        <w:rPr>
-          <w:i/>
-          <w:iCs/>
-          <w:u w:val="single"/>
-        </w:rPr>
-        <w:t>Pool Share</w:t>
-      </w:r>
-      <w:r>
-        <w:t>.</w:t>
-      </w:r>
-    </w:p>
-    <w:p>
-      <w:r>
-        <w:t xml:space="preserve">9) Field: Estimate Adjustment (a3): </w:t>
-      </w:r>
-    </w:p>
-    <w:p>
-      <w:pPr>
-        <w:ind w:left="720"/>
-      </w:pPr>
-      <w:r>
-        <w:t xml:space="preserve">- Depicts </w:t>
-      </w:r>
-      <w:r>
-        <w:t>%Pool Share of Estimate Adjustment made against that Group Estimate Charge Code.</w:t>
-      </w:r>
-    </w:p>
-    <w:p>
-      <w:r>
-        <w:t xml:space="preserve">10) Field: Expense Pool (b1): </w:t>
-      </w:r>
-    </w:p>
-    <w:p>
-      <w:pPr>
-        <w:ind w:left="720"/>
-      </w:pPr>
-      <w:r>
-        <w:t xml:space="preserve">- Depicts the Total Amount of expense recorded </w:t>
-      </w:r>
-      <w:r>
-        <w:t xml:space="preserve">till the Calculate </w:t>
-      </w:r>
-      <w:r>
-        <w:t>as</w:t>
-      </w:r>
-      <w:r>
-        <w:t xml:space="preserve"> of Date </w:t>
-      </w:r>
-      <w:r>
-        <w:t xml:space="preserve">against accounts from expense pool with given </w:t>
-      </w:r>
-      <w:r>
-        <w:t xml:space="preserve">required </w:t>
-      </w:r>
-      <w:r>
-        <w:t xml:space="preserve">segment </w:t>
-      </w:r>
-      <w:r>
-        <w:t xml:space="preserve">attached on it </w:t>
-      </w:r>
-      <w:r>
-        <w:t>(only valid in case of segment recovery)</w:t>
-      </w:r>
-    </w:p>
-    <w:p>
-      <w:r>
-        <w:t xml:space="preserve">11)Field: Expense Exclusion (b2): </w:t>
-      </w:r>
-    </w:p>
-    <w:p>
-      <w:pPr>
-        <w:ind w:left="720"/>
-      </w:pPr>
-      <w:r>
-        <w:t>- Depicts: Total Amount of expense recorded against accounts excluded from expense pool at lease level.</w:t>
-      </w:r>
-    </w:p>
-    <w:p>
-      <w:r>
-        <w:t xml:space="preserve">12)Field: Expense Adjustment (b3): </w:t>
-      </w:r>
-    </w:p>
-    <w:p>
-      <w:pPr>
-        <w:ind w:left="720"/>
-      </w:pPr>
-      <w:r>
-        <w:t>-</w:t>
-      </w:r>
-      <w:r>
-        <w:t xml:space="preserve"> </w:t>
-      </w:r>
-      <w:r>
-        <w:t xml:space="preserve">Depicts the Total Expense adjustment made against </w:t>
-      </w:r>
-      <w:r>
-        <w:t>accounts (</w:t>
-      </w:r>
-      <w:r>
-        <w:t>along with/without</w:t>
-      </w:r>
-      <w:r>
-        <w:t xml:space="preserve"> tenant)</w:t>
-      </w:r>
-      <w:r>
-        <w:t xml:space="preserve"> included in that Expense Pool</w:t>
-      </w:r>
-      <w:r>
-        <w:t xml:space="preserve"> till the Calculate as of Date.</w:t>
-      </w:r>
-    </w:p>
-    <w:p>
-      <w:r>
-        <w:t>13)Field: Pool Subtotal (B): Total Expense under a certain pool. (b1+b2+b3)</w:t>
-      </w:r>
-    </w:p>
-    <w:p>
-      <w:r>
-        <w:t xml:space="preserve">14) </w:t>
-      </w:r>
-      <w:r>
-        <w:t>Occupancy % (c1)</w:t>
-      </w:r>
-      <w:r>
-        <w:t xml:space="preserve">: </w:t>
-      </w:r>
     </w:p>
     <w:p>
       <w:pPr>
         <w:ind w:firstLine="720"/>
       </w:pPr>
-      <w:r>
-        <w:t xml:space="preserve">- Depicts the </w:t>
-      </w:r>
-      <w:r>
-        <w:t>% Occupancy in accordance with the Occupancy Type selected on pool.</w:t>
-      </w:r>
-    </w:p>
-    <w:p>
-      <w:r>
-        <w:t xml:space="preserve">15) </w:t>
-      </w:r>
-      <w:r>
-        <w:t xml:space="preserve">Gross up </w:t>
-      </w:r>
-      <w:r>
-        <w:t xml:space="preserve">% </w:t>
-      </w:r>
-      <w:r>
-        <w:t>(c2):</w:t>
-      </w:r>
-      <w:r>
-        <w:t xml:space="preserve"> </w:t>
-      </w:r>
-    </w:p>
-    <w:p>
-      <w:pPr>
-        <w:ind w:firstLine="720"/>
-      </w:pPr>
-      <w:r>
-        <w:t xml:space="preserve">- Depicts the </w:t>
-      </w:r>
-      <w:r>
-        <w:t>Gross up % set at pool.</w:t>
-      </w:r>
-    </w:p>
-    <w:p>
-      <w:r>
-        <w:t xml:space="preserve">16) </w:t>
-      </w:r>
-      <w:r>
-        <w:t xml:space="preserve">Recovery Factor (c3): </w:t>
-      </w:r>
-    </w:p>
-    <w:p>
-      <w:pPr>
-        <w:ind w:left="720"/>
-      </w:pPr>
-      <w:r>
-        <w:t xml:space="preserve">- Depicts </w:t>
-      </w:r>
-      <w:r>
-        <w:t xml:space="preserve">Recovery Factor </w:t>
-      </w:r>
-      <w:r>
-        <w:t xml:space="preserve">% </w:t>
-      </w:r>
-      <w:r>
-        <w:t>set at pool</w:t>
-      </w:r>
-      <w:r>
-        <w:t xml:space="preserve">. </w:t>
-      </w:r>
-      <w:r>
-        <w:t xml:space="preserve">Determines % of </w:t>
-      </w:r>
-      <w:r>
-        <w:t xml:space="preserve">Intermediate </w:t>
-      </w:r>
-      <w:r>
-        <w:t xml:space="preserve">Pool Expense </w:t>
-      </w:r>
-      <w:r>
-        <w:t>aft</w:t>
-      </w:r>
-      <w:r>
-        <w:t xml:space="preserve">er </w:t>
-      </w:r>
-      <w:r>
-        <w:t xml:space="preserve">Gross </w:t>
-      </w:r>
-      <w:r>
-        <w:t xml:space="preserve">up </w:t>
-      </w:r>
-      <w:r>
-        <w:t xml:space="preserve">that is going to be </w:t>
-      </w:r>
-      <w:r>
-        <w:t xml:space="preserve">considered for Pool </w:t>
-      </w:r>
-      <w:r>
-        <w:t>Operating Expense after gross up</w:t>
-      </w:r>
-      <w:r>
-        <w:t>.</w:t>
-      </w:r>
-    </w:p>
-    <w:p>
-      <w:r>
-        <w:t>17)</w:t>
-      </w:r>
-      <w:r>
-        <w:t xml:space="preserve"> </w:t>
-      </w:r>
-      <w:r>
-        <w:t>Pool after Gross up (C’): (B*c3*c2/c1)</w:t>
-      </w:r>
-    </w:p>
-    <w:p>
-      <w:pPr>
-        <w:ind w:left="720"/>
-      </w:pPr>
-      <w:r>
-        <w:t>- Depicts the</w:t>
-      </w:r>
-      <w:r>
-        <w:t xml:space="preserve"> </w:t>
-      </w:r>
-      <w:r>
-        <w:t>Pool Operating Expense</w:t>
-      </w:r>
-      <w:r>
-        <w:t xml:space="preserve"> after applying the Recovery Factor</w:t>
-      </w:r>
-      <w:r>
-        <w:t xml:space="preserve"> to </w:t>
-      </w:r>
-      <w:r>
-        <w:t>Intermediate Pool Expense after Gross up</w:t>
-      </w:r>
-      <w:r>
-        <w:t xml:space="preserve">, now ready to be </w:t>
-      </w:r>
-      <w:r>
-        <w:t xml:space="preserve">further </w:t>
-      </w:r>
-      <w:r>
-        <w:t xml:space="preserve">used for </w:t>
-      </w:r>
-      <w:r>
-        <w:t>Tenant Expense Share Calculations</w:t>
-      </w:r>
-      <w:r>
-        <w:t>.</w:t>
-      </w:r>
-    </w:p>
-    <w:p>
-      <w:r>
-        <w:t>18)</w:t>
-      </w:r>
-      <w:r>
-        <w:t>Expense Admin Fee (c4</w:t>
-      </w:r>
-      <w:r>
-        <w:t>):</w:t>
-      </w:r>
-      <w:r>
-        <w:t xml:space="preserve"> </w:t>
-      </w:r>
-    </w:p>
-    <w:p>
-      <w:pPr>
-        <w:ind w:left="720"/>
-      </w:pPr>
-      <w:r>
-        <w:t>- Depicts the Admin Fee (as per setup on pool) if calculation is based on Operating Expense.</w:t>
-      </w:r>
-    </w:p>
-    <w:p>
-      <w:pPr>
-        <w:ind w:left="720"/>
-      </w:pPr>
-      <w:r>
-        <w:t xml:space="preserve">- Depicts the split Admin Fee (as per setup on group) </w:t>
-      </w:r>
-      <w:r>
-        <w:t>if calculation is based on Operating Expense</w:t>
-      </w:r>
-      <w:r>
-        <w:t xml:space="preserve"> </w:t>
-      </w:r>
-      <w:r>
-        <w:t xml:space="preserve">in accordance with the </w:t>
-      </w:r>
-      <w:r>
-        <w:rPr>
-          <w:i/>
-          <w:iCs/>
-          <w:u w:val="single"/>
-        </w:rPr>
-        <w:t>Pool Share</w:t>
-      </w:r>
-    </w:p>
-    <w:p>
-      <w:r>
-        <w:t xml:space="preserve">19) </w:t>
-      </w:r>
-      <w:r>
-        <w:t>Mgmt. Fee Charges</w:t>
-      </w:r>
-      <w:r>
-        <w:t xml:space="preserve"> (c4’</w:t>
-      </w:r>
-      <w:r>
-        <w:t>)</w:t>
-      </w:r>
-      <w:r>
-        <w:t>:</w:t>
-      </w:r>
-    </w:p>
-    <w:p>
-      <w:pPr>
-        <w:ind w:left="720"/>
-      </w:pPr>
-      <w:r>
-        <w:t xml:space="preserve">- Depicts the </w:t>
-      </w:r>
-      <w:r>
-        <w:t>Sum of [%stage set at Mgmt. Fee Data against (Rent+Overage+Misc+Deposit) Charge Code * Total Charge Billed against that respective Charge Code</w:t>
-      </w:r>
-      <w:r>
-        <w:t xml:space="preserve"> till the Calculated </w:t>
-      </w:r>
-      <w:r>
-        <w:t>a</w:t>
-      </w:r>
-      <w:r>
-        <w:t xml:space="preserve">s of Date </w:t>
-      </w:r>
-      <w:r>
-        <w:t>in accordance with Mgmt. fee Setup dates</w:t>
-      </w:r>
-      <w:r>
-        <w:t xml:space="preserve">] </w:t>
-      </w:r>
-    </w:p>
-    <w:p>
-      <w:r>
-        <w:t xml:space="preserve">20) </w:t>
-      </w:r>
-      <w:r>
-        <w:t>Mgmt. Fee Share</w:t>
-      </w:r>
-      <w:r>
-        <w:t xml:space="preserve"> (c4’</w:t>
-      </w:r>
-      <w:r>
-        <w:t>’)</w:t>
-      </w:r>
-      <w:r>
-        <w:t>:</w:t>
-      </w:r>
-    </w:p>
-    <w:p>
-      <w:pPr>
-        <w:ind w:left="720"/>
-      </w:pPr>
-      <w:r>
-        <w:t xml:space="preserve">- Depicts the </w:t>
-      </w:r>
-      <w:r>
-        <w:t>SUM</w:t>
-      </w:r>
-      <w:r>
-        <w:t xml:space="preserve"> </w:t>
-      </w:r>
-      <w:r>
-        <w:t>[%</w:t>
-      </w:r>
-      <w:r>
-        <w:t xml:space="preserve">stage set at Mgmt. Fee Data against </w:t>
-      </w:r>
-      <w:r>
-        <w:t xml:space="preserve">Group </w:t>
-      </w:r>
-      <w:r>
-        <w:t>Estimate Charge Code * Total Tenant Pool Share</w:t>
-      </w:r>
-      <w:r>
-        <w:t xml:space="preserve"> of others pools </w:t>
-      </w:r>
-      <w:r>
-        <w:t xml:space="preserve">in that group </w:t>
-      </w:r>
-      <w:r>
-        <w:t>except the one chosen from accumulation</w:t>
-      </w:r>
-      <w:r>
-        <w:t>]</w:t>
-      </w:r>
-      <w:r>
-        <w:t xml:space="preserve">. </w:t>
-      </w:r>
-      <w:r>
-        <w:t xml:space="preserve">Note: the c4’ and </w:t>
-      </w:r>
+      <w:proofErr w:type="gramStart"/>
+      <w:r>
+        <w:rPr>
+          <w:i/>
+          <w:iCs/>
+        </w:rPr>
+        <w:t>-  c4</w:t>
+      </w:r>
+      <w:proofErr w:type="gramEnd"/>
+      <w:r>
+        <w:t>’</w:t>
+      </w:r>
+      <w:r>
+        <w:t xml:space="preserve"> + </w:t>
+      </w:r>
+      <w:proofErr w:type="gramStart"/>
       <w:r>
         <w:t>c4’’</w:t>
       </w:r>
-      <w:r>
-        <w:t xml:space="preserve"> fields are only visible if the </w:t>
-      </w:r>
-      <w:r>
-        <w:t>OptCommRecovMgmtFeeChargecodeSS.pkg</w:t>
-      </w:r>
-      <w:r>
-        <w:t xml:space="preserve"> is loaded.</w:t>
-      </w:r>
-      <w:r>
-        <w:t xml:space="preserve"> </w:t>
-      </w:r>
-      <w:r>
-        <w:t>Also,</w:t>
-      </w:r>
-      <w:r>
-        <w:t xml:space="preserve"> the pool that </w:t>
-      </w:r>
-      <w:r>
-        <w:t xml:space="preserve">aims the fee to </w:t>
-      </w:r>
-      <w:r>
-        <w:t>be accumulated should select Mgmt. Fee Type as Charge Code).</w:t>
-      </w:r>
-    </w:p>
-    <w:p>
-      <w:pPr>
-        <w:ind w:left="720"/>
-        <w:rPr>
-          <w:i/>
-          <w:iCs/>
-        </w:rPr>
-      </w:pPr>
-      <w:r>
-        <w:rPr>
-          <w:i/>
-          <w:iCs/>
-        </w:rPr>
-        <w:t xml:space="preserve">If Fee Type chargecode is selected at </w:t>
-      </w:r>
-      <w:r>
-        <w:rPr>
-          <w:i/>
-          <w:iCs/>
-        </w:rPr>
-        <w:t>group,</w:t>
-      </w:r>
-      <w:r>
-        <w:rPr>
-          <w:i/>
-          <w:iCs/>
-        </w:rPr>
-        <w:t xml:space="preserve"> then c4’’ also </w:t>
-      </w:r>
-      <w:r>
-        <w:rPr>
-          <w:i/>
-          <w:iCs/>
-        </w:rPr>
-        <w:t>accumulates under c4</w:t>
-      </w:r>
-      <w:r>
-        <w:rPr>
-          <w:i/>
-          <w:iCs/>
-        </w:rPr>
-        <w:t>’.</w:t>
-      </w:r>
-      <w:r>
-        <w:rPr>
-          <w:i/>
-          <w:iCs/>
-        </w:rPr>
-        <w:t xml:space="preserve"> Also</w:t>
-      </w:r>
-      <w:r>
-        <w:rPr>
-          <w:i/>
-          <w:iCs/>
-        </w:rPr>
-        <w:t>,</w:t>
-      </w:r>
-      <w:r>
-        <w:rPr>
-          <w:i/>
-          <w:iCs/>
-        </w:rPr>
-        <w:t xml:space="preserve"> in such a case it </w:t>
-      </w:r>
-      <w:r>
-        <w:t>d</w:t>
-      </w:r>
-      <w:r>
-        <w:t xml:space="preserve">epicts the </w:t>
-      </w:r>
-      <w:r>
-        <w:t xml:space="preserve">SUM [%stage set at Mgmt. Fee Data against </w:t>
-      </w:r>
-      <w:r>
-        <w:t xml:space="preserve">Group </w:t>
-      </w:r>
-      <w:r>
-        <w:t xml:space="preserve">Estimate Charge Code * </w:t>
-      </w:r>
-      <w:r>
-        <w:t>Total Charge Billed against that respective Charge Code</w:t>
-      </w:r>
-      <w:r>
-        <w:t>]</w:t>
-      </w:r>
-      <w:r>
-        <w:t>.</w:t>
+      <w:proofErr w:type="gramEnd"/>
+      <w:r>
+        <w:t xml:space="preserve"> (if mgmt. fee by charge code)</w:t>
       </w:r>
     </w:p>
     <w:p>
@@ -2644,9 +3648,6 @@
       </w:r>
       <w:r>
         <w:t>Pool after Expense Admin Fee (C) = C’+c4</w:t>
-      </w:r>
-      <w:r>
-        <w:t xml:space="preserve"> or c4’ + c4’’ (if mgmt. fee by charge code)</w:t>
       </w:r>
     </w:p>
     <w:p>
@@ -2717,16 +3718,7 @@
         <w:ind w:left="720"/>
       </w:pPr>
       <w:r>
-        <w:t xml:space="preserve">- </w:t>
-      </w:r>
-      <w:r>
-        <w:t>Depicts the</w:t>
-      </w:r>
-      <w:r>
-        <w:t xml:space="preserve"> Min</w:t>
-      </w:r>
-      <w:r>
-        <w:t xml:space="preserve"> Amount of Expenses allowed against that group/pool (as per the setup) for the current year. This populates only if any (Group or Pool) level </w:t>
+        <w:t xml:space="preserve">- Depicts the Min Amount of Expenses allowed against that group/pool (as per the setup) for the current year. This populates only if any (Group or Pool) level </w:t>
       </w:r>
       <w:r>
         <w:t>min</w:t>
@@ -2743,11 +3735,16 @@
       <w:r>
         <w:t xml:space="preserve">the </w:t>
       </w:r>
+      <w:proofErr w:type="gramStart"/>
       <w:r>
         <w:t>min</w:t>
       </w:r>
-      <w:r>
-        <w:t xml:space="preserve"> is split between consisting pools in accordance with the </w:t>
+      <w:proofErr w:type="gramEnd"/>
+      <w:r>
+        <w:t xml:space="preserve"> is</w:t>
+      </w:r>
+      <w:r>
+        <w:t xml:space="preserve"> split between consisting pools in accordance with the </w:t>
       </w:r>
       <w:r>
         <w:rPr>
@@ -2758,6 +3755,57 @@
         <w:t>Pool Share</w:t>
       </w:r>
       <w:r>
+        <w:t xml:space="preserve">. The </w:t>
+      </w:r>
+      <w:proofErr w:type="gramStart"/>
+      <w:r>
+        <w:t>min</w:t>
+      </w:r>
+      <w:proofErr w:type="gramEnd"/>
+      <w:r>
+        <w:t xml:space="preserve"> is also </w:t>
+      </w:r>
+      <w:r>
+        <w:t xml:space="preserve">prorated </w:t>
+      </w:r>
+      <w:r>
+        <w:t>in accordance with</w:t>
+      </w:r>
+      <w:r>
+        <w:t xml:space="preserve"> the </w:t>
+      </w:r>
+      <w:r>
+        <w:rPr>
+          <w:i/>
+          <w:iCs/>
+          <w:u w:val="single"/>
+        </w:rPr>
+        <w:t xml:space="preserve">Calculate </w:t>
+      </w:r>
+      <w:proofErr w:type="gramStart"/>
+      <w:r>
+        <w:rPr>
+          <w:i/>
+          <w:iCs/>
+          <w:u w:val="single"/>
+        </w:rPr>
+        <w:t>As</w:t>
+      </w:r>
+      <w:proofErr w:type="gramEnd"/>
+      <w:r>
+        <w:rPr>
+          <w:i/>
+          <w:iCs/>
+          <w:u w:val="single"/>
+        </w:rPr>
+        <w:t xml:space="preserve"> of Date</w:t>
+      </w:r>
+      <w:r>
+        <w:rPr>
+          <w:i/>
+          <w:iCs/>
+          <w:u w:val="single"/>
+        </w:rPr>
         <w:t>.</w:t>
       </w:r>
     </w:p>
@@ -2841,6 +3889,46 @@
       <w:r>
         <w:t>.</w:t>
       </w:r>
+      <w:r>
+        <w:t xml:space="preserve"> </w:t>
+      </w:r>
+      <w:r>
+        <w:t xml:space="preserve">The cap is also prorated in accordance with the </w:t>
+      </w:r>
+      <w:r>
+        <w:rPr>
+          <w:i/>
+          <w:iCs/>
+          <w:u w:val="single"/>
+        </w:rPr>
+        <w:t xml:space="preserve">Calculate </w:t>
+      </w:r>
+      <w:proofErr w:type="gramStart"/>
+      <w:r>
+        <w:rPr>
+          <w:i/>
+          <w:iCs/>
+          <w:u w:val="single"/>
+        </w:rPr>
+        <w:t>As</w:t>
+      </w:r>
+      <w:proofErr w:type="gramEnd"/>
+      <w:r>
+        <w:rPr>
+          <w:i/>
+          <w:iCs/>
+          <w:u w:val="single"/>
+        </w:rPr>
+        <w:t xml:space="preserve"> of Date</w:t>
+      </w:r>
+      <w:r>
+        <w:rPr>
+          <w:i/>
+          <w:iCs/>
+          <w:u w:val="single"/>
+        </w:rPr>
+        <w:t>.</w:t>
+      </w:r>
     </w:p>
     <w:p>
       <w:r>
@@ -2893,7 +3981,24 @@
         <w:t xml:space="preserve">No Of Days: </w:t>
       </w:r>
       <w:r>
-        <w:t>No of days the group spans in the current year</w:t>
+        <w:t xml:space="preserve">No of days the group spans in the current </w:t>
+      </w:r>
+      <w:r>
+        <w:t xml:space="preserve">expense </w:t>
+      </w:r>
+      <w:r>
+        <w:t>year</w:t>
+      </w:r>
+      <w:r>
+        <w:t xml:space="preserve"> i.e. </w:t>
+      </w:r>
+      <w:r>
+        <w:rPr>
+          <w:i/>
+          <w:iCs/>
+          <w:u w:val="single"/>
+        </w:rPr>
+        <w:t>Group Calc Period</w:t>
       </w:r>
       <w:r>
         <w:t>.</w:t>
@@ -2918,6 +4023,31 @@
       <w:r>
         <w:t>Total Days on Current Expense Year</w:t>
       </w:r>
+      <w:r>
+        <w:t xml:space="preserve"> (Depend on Proration Method set at pool</w:t>
+      </w:r>
+      <w:r>
+        <w:t xml:space="preserve"> if </w:t>
+      </w:r>
+      <w:proofErr w:type="spellStart"/>
+      <w:r>
+        <w:t>OptCommRecoveryPoolProrationSS.pkg</w:t>
+      </w:r>
+      <w:proofErr w:type="spellEnd"/>
+      <w:r>
+        <w:t xml:space="preserve"> is loaded</w:t>
+      </w:r>
+      <w:r>
+        <w:t xml:space="preserve">). </w:t>
+      </w:r>
+      <w:proofErr w:type="gramStart"/>
+      <w:r>
+        <w:t>Else refers</w:t>
+      </w:r>
+      <w:proofErr w:type="gramEnd"/>
+      <w:r>
+        <w:t xml:space="preserve"> the default proration method on property.</w:t>
+      </w:r>
     </w:p>
     <w:p>
       <w:r>
@@ -2955,22 +4085,7 @@
         <w:t xml:space="preserve">Threshold Expense Amount above which Expense is considered for </w:t>
       </w:r>
       <w:r>
-        <w:t>calculations. In</w:t>
-      </w:r>
-      <w:r>
-        <w:t xml:space="preserve"> case of group </w:t>
-      </w:r>
-      <w:r>
-        <w:t xml:space="preserve">level </w:t>
-      </w:r>
-      <w:r>
-        <w:t xml:space="preserve">setup, the </w:t>
-      </w:r>
-      <w:r>
-        <w:t>base year amount</w:t>
-      </w:r>
-      <w:r>
-        <w:t xml:space="preserve"> is split between consisting pools in accordance with the </w:t>
+        <w:t xml:space="preserve">calculations. In case of group level setup, the base year amount is split between consisting pools in accordance with the </w:t>
       </w:r>
       <w:r>
         <w:rPr>
@@ -3073,7 +4188,15 @@
         <w:t xml:space="preserve">Depicts the </w:t>
       </w:r>
       <w:r>
-        <w:t xml:space="preserve">Property Area as per applicable days in Property Area setup or [Denominator Factor*(NonAnchorArea) + Anchor Area] </w:t>
+        <w:t>Property Area as per applicable days in Property Area setup or [Denominator Factor*(</w:t>
+      </w:r>
+      <w:proofErr w:type="spellStart"/>
+      <w:r>
+        <w:t>NonAnchorArea</w:t>
+      </w:r>
+      <w:proofErr w:type="spellEnd"/>
+      <w:r>
+        <w:t xml:space="preserve">) + Anchor Area] </w:t>
       </w:r>
     </w:p>
     <w:p>
@@ -3100,7 +4223,6 @@
         <w:t>Net Denominator Area (g4): g2-g3</w:t>
       </w:r>
     </w:p>
-    <w:p/>
     <w:p>
       <w:r>
         <w:t xml:space="preserve">38) </w:t>
@@ -3183,40 +4305,59 @@
       </w:r>
       <w:proofErr w:type="gramEnd"/>
       <w:r>
+        <w:t xml:space="preserve"> to Tenant Share selected. In case of group cap setup, the </w:t>
+      </w:r>
+      <w:proofErr w:type="gramStart"/>
+      <w:r>
+        <w:t>min</w:t>
+      </w:r>
+      <w:proofErr w:type="gramEnd"/>
+      <w:r>
+        <w:t xml:space="preserve"> is split between consisting pools in accordance with the </w:t>
+      </w:r>
+      <w:r>
+        <w:rPr>
+          <w:i/>
+          <w:iCs/>
+          <w:u w:val="single"/>
+        </w:rPr>
+        <w:t>Pool Share</w:t>
+      </w:r>
+      <w:r>
+        <w:t>.</w:t>
+      </w:r>
+    </w:p>
+    <w:p>
+      <w:r>
+        <w:t xml:space="preserve">41) </w:t>
+      </w:r>
+      <w:r>
+        <w:t xml:space="preserve">Share Cap (h2): </w:t>
+      </w:r>
+    </w:p>
+    <w:p>
+      <w:pPr>
+        <w:ind w:left="720"/>
+      </w:pPr>
+      <w:r>
+        <w:t xml:space="preserve">- Depicts the Max Amount of Expenses allowed against that group/pool (as per the setup) for the current year. This populates only if any (Group or Pool) level cap setup </w:t>
+      </w:r>
+      <w:proofErr w:type="gramStart"/>
+      <w:r>
+        <w:t>has</w:t>
+      </w:r>
+      <w:r>
         <w:t xml:space="preserve"> </w:t>
       </w:r>
       <w:r>
-        <w:t>to Tenant Share</w:t>
-      </w:r>
-      <w:r>
-        <w:t xml:space="preserve"> selected. In case of group cap setup, the min is split between consisting pools in accordance with the </w:t>
-      </w:r>
-      <w:r>
-        <w:rPr>
-          <w:i/>
-          <w:iCs/>
-          <w:u w:val="single"/>
-        </w:rPr>
-        <w:t>Pool Share</w:t>
-      </w:r>
-      <w:r>
-        <w:t>.</w:t>
-      </w:r>
-    </w:p>
-    <w:p>
-      <w:r>
-        <w:t xml:space="preserve">41) </w:t>
-      </w:r>
-      <w:r>
-        <w:t xml:space="preserve">Share Cap (h2): </w:t>
-      </w:r>
-    </w:p>
-    <w:p>
-      <w:pPr>
-        <w:ind w:left="720"/>
-      </w:pPr>
-      <w:r>
-        <w:t xml:space="preserve">- Depicts the Max Amount of Expenses allowed against that group/pool (as per the setup) for the current year. This populates only if any (Group or Pool) level cap setup has cap applies to </w:t>
+        <w:t>cap</w:t>
+      </w:r>
+      <w:proofErr w:type="gramEnd"/>
+      <w:r>
+        <w:t xml:space="preserve"> </w:t>
+      </w:r>
+      <w:r>
+        <w:t xml:space="preserve">applies to </w:t>
       </w:r>
       <w:r>
         <w:t>Tenant Share</w:t>
@@ -3253,10 +4394,7 @@
         </w:numPr>
       </w:pPr>
       <w:r>
-        <w:t xml:space="preserve">Depicts </w:t>
-      </w:r>
-      <w:r>
-        <w:t>the Net Tenant Share of Expenses for that pool</w:t>
+        <w:t>Depicts the Net Tenant Share of Expenses for that pool</w:t>
       </w:r>
     </w:p>
     <w:p>
@@ -3279,16 +4417,7 @@
         <w:t xml:space="preserve">Depicts the </w:t>
       </w:r>
       <w:r>
-        <w:t xml:space="preserve">Net </w:t>
-      </w:r>
-      <w:r>
-        <w:t xml:space="preserve">Tenant </w:t>
-      </w:r>
-      <w:r>
-        <w:t>Share of Expenses</w:t>
-      </w:r>
-      <w:r>
-        <w:t xml:space="preserve"> for that pool </w:t>
+        <w:t xml:space="preserve">Net Tenant Share of Expenses for that pool </w:t>
       </w:r>
       <w:r>
         <w:t>/</w:t>
@@ -3310,13 +4439,7 @@
         <w:ind w:left="720"/>
       </w:pPr>
       <w:r>
-        <w:t xml:space="preserve">- Depicts the Admin Fee (as per setup on pool) if calculation is based on </w:t>
-      </w:r>
-      <w:r>
-        <w:t>Tenant Share</w:t>
-      </w:r>
-      <w:r>
-        <w:t>.</w:t>
+        <w:t>- Depicts the Admin Fee (as per setup on pool) if calculation is based on Tenant Share.</w:t>
       </w:r>
     </w:p>
     <w:p>
@@ -3324,13 +4447,7 @@
         <w:ind w:left="720"/>
       </w:pPr>
       <w:r>
-        <w:t xml:space="preserve">- Depicts the split Admin Fee (as per setup on group) if calculation is based on </w:t>
-      </w:r>
-      <w:r>
-        <w:t xml:space="preserve">Tenant Share </w:t>
-      </w:r>
-      <w:r>
-        <w:t xml:space="preserve">in accordance with the </w:t>
+        <w:t xml:space="preserve">- Depicts the split Admin Fee (as per setup on group) if calculation is based on Tenant Share in accordance with the </w:t>
       </w:r>
       <w:r>
         <w:rPr>
@@ -3691,15 +4808,13 @@
         </w:rPr>
         <w:t xml:space="preserve">7)Expense Ceiling(j): Adjustment due to Expense Cap i.e., Amount of Expense which is altered after applying </w:t>
       </w:r>
-      <w:proofErr w:type="gramStart"/>
-      <w:r>
-        <w:rPr>
-          <w:b/>
-          <w:bCs/>
-        </w:rPr>
-        <w:t>the Expense</w:t>
-      </w:r>
-      <w:proofErr w:type="gramEnd"/>
+      <w:r>
+        <w:rPr>
+          <w:b/>
+          <w:bCs/>
+        </w:rPr>
+        <w:t>Expense</w:t>
+      </w:r>
       <w:r>
         <w:rPr>
           <w:b/>
@@ -4692,9 +5807,9 @@
     </w:lvl>
   </w:abstractNum>
   <w:abstractNum w:abstractNumId="3" w15:restartNumberingAfterBreak="0">
-    <w:nsid w:val="629947B1"/>
+    <w:nsid w:val="4E165BDA"/>
     <w:multiLevelType w:val="hybridMultilevel"/>
-    <w:tmpl w:val="CB30AF3E"/>
+    <w:tmpl w:val="79EE25E2"/>
     <w:lvl w:ilvl="0" w:tplc="04090011">
       <w:start w:val="1"/>
       <w:numFmt w:val="decimal"/>
@@ -4781,6 +5896,95 @@
     </w:lvl>
   </w:abstractNum>
   <w:abstractNum w:abstractNumId="4" w15:restartNumberingAfterBreak="0">
+    <w:nsid w:val="629947B1"/>
+    <w:multiLevelType w:val="hybridMultilevel"/>
+    <w:tmpl w:val="CB30AF3E"/>
+    <w:lvl w:ilvl="0" w:tplc="04090011">
+      <w:start w:val="1"/>
+      <w:numFmt w:val="decimal"/>
+      <w:lvlText w:val="%1)"/>
+      <w:lvlJc w:val="left"/>
+      <w:pPr>
+        <w:ind w:left="720" w:hanging="360"/>
+      </w:pPr>
+      <w:rPr>
+        <w:rFonts w:hint="default"/>
+      </w:rPr>
+    </w:lvl>
+    <w:lvl w:ilvl="1" w:tplc="04090019" w:tentative="1">
+      <w:start w:val="1"/>
+      <w:numFmt w:val="lowerLetter"/>
+      <w:lvlText w:val="%2."/>
+      <w:lvlJc w:val="left"/>
+      <w:pPr>
+        <w:ind w:left="1440" w:hanging="360"/>
+      </w:pPr>
+    </w:lvl>
+    <w:lvl w:ilvl="2" w:tplc="0409001B" w:tentative="1">
+      <w:start w:val="1"/>
+      <w:numFmt w:val="lowerRoman"/>
+      <w:lvlText w:val="%3."/>
+      <w:lvlJc w:val="right"/>
+      <w:pPr>
+        <w:ind w:left="2160" w:hanging="180"/>
+      </w:pPr>
+    </w:lvl>
+    <w:lvl w:ilvl="3" w:tplc="0409000F" w:tentative="1">
+      <w:start w:val="1"/>
+      <w:numFmt w:val="decimal"/>
+      <w:lvlText w:val="%4."/>
+      <w:lvlJc w:val="left"/>
+      <w:pPr>
+        <w:ind w:left="2880" w:hanging="360"/>
+      </w:pPr>
+    </w:lvl>
+    <w:lvl w:ilvl="4" w:tplc="04090019" w:tentative="1">
+      <w:start w:val="1"/>
+      <w:numFmt w:val="lowerLetter"/>
+      <w:lvlText w:val="%5."/>
+      <w:lvlJc w:val="left"/>
+      <w:pPr>
+        <w:ind w:left="3600" w:hanging="360"/>
+      </w:pPr>
+    </w:lvl>
+    <w:lvl w:ilvl="5" w:tplc="0409001B" w:tentative="1">
+      <w:start w:val="1"/>
+      <w:numFmt w:val="lowerRoman"/>
+      <w:lvlText w:val="%6."/>
+      <w:lvlJc w:val="right"/>
+      <w:pPr>
+        <w:ind w:left="4320" w:hanging="180"/>
+      </w:pPr>
+    </w:lvl>
+    <w:lvl w:ilvl="6" w:tplc="0409000F" w:tentative="1">
+      <w:start w:val="1"/>
+      <w:numFmt w:val="decimal"/>
+      <w:lvlText w:val="%7."/>
+      <w:lvlJc w:val="left"/>
+      <w:pPr>
+        <w:ind w:left="5040" w:hanging="360"/>
+      </w:pPr>
+    </w:lvl>
+    <w:lvl w:ilvl="7" w:tplc="04090019" w:tentative="1">
+      <w:start w:val="1"/>
+      <w:numFmt w:val="lowerLetter"/>
+      <w:lvlText w:val="%8."/>
+      <w:lvlJc w:val="left"/>
+      <w:pPr>
+        <w:ind w:left="5760" w:hanging="360"/>
+      </w:pPr>
+    </w:lvl>
+    <w:lvl w:ilvl="8" w:tplc="0409001B" w:tentative="1">
+      <w:start w:val="1"/>
+      <w:numFmt w:val="lowerRoman"/>
+      <w:lvlText w:val="%9."/>
+      <w:lvlJc w:val="right"/>
+      <w:pPr>
+        <w:ind w:left="6480" w:hanging="180"/>
+      </w:pPr>
+    </w:lvl>
+  </w:abstractNum>
+  <w:abstractNum w:abstractNumId="5" w15:restartNumberingAfterBreak="0">
     <w:nsid w:val="629F2674"/>
     <w:multiLevelType w:val="hybridMultilevel"/>
     <w:tmpl w:val="814CB76E"/>
@@ -4893,7 +6097,7 @@
       </w:rPr>
     </w:lvl>
   </w:abstractNum>
-  <w:abstractNum w:abstractNumId="5" w15:restartNumberingAfterBreak="0">
+  <w:abstractNum w:abstractNumId="6" w15:restartNumberingAfterBreak="0">
     <w:nsid w:val="72E75BE6"/>
     <w:multiLevelType w:val="hybridMultilevel"/>
     <w:tmpl w:val="8E7A6214"/>
@@ -5006,7 +6210,7 @@
       </w:rPr>
     </w:lvl>
   </w:abstractNum>
-  <w:abstractNum w:abstractNumId="6" w15:restartNumberingAfterBreak="0">
+  <w:abstractNum w:abstractNumId="7" w15:restartNumberingAfterBreak="0">
     <w:nsid w:val="75C025F4"/>
     <w:multiLevelType w:val="hybridMultilevel"/>
     <w:tmpl w:val="2146E2F4"/>
@@ -5120,13 +6324,13 @@
     </w:lvl>
   </w:abstractNum>
   <w:num w:numId="1" w16cid:durableId="1660452641">
-    <w:abstractNumId w:val="6"/>
+    <w:abstractNumId w:val="7"/>
   </w:num>
   <w:num w:numId="2" w16cid:durableId="1322852806">
-    <w:abstractNumId w:val="3"/>
+    <w:abstractNumId w:val="4"/>
   </w:num>
   <w:num w:numId="3" w16cid:durableId="31926313">
-    <w:abstractNumId w:val="5"/>
+    <w:abstractNumId w:val="6"/>
   </w:num>
   <w:num w:numId="4" w16cid:durableId="453211461">
     <w:abstractNumId w:val="2"/>
@@ -5138,7 +6342,10 @@
     <w:abstractNumId w:val="0"/>
   </w:num>
   <w:num w:numId="7" w16cid:durableId="1343556546">
-    <w:abstractNumId w:val="4"/>
+    <w:abstractNumId w:val="5"/>
+  </w:num>
+  <w:num w:numId="8" w16cid:durableId="676229178">
+    <w:abstractNumId w:val="3"/>
   </w:num>
 </w:numbering>
 </file>
@@ -5543,7 +6750,7 @@
   <w:style w:type="paragraph" w:default="1" w:styleId="Normal">
     <w:name w:val="Normal"/>
     <w:qFormat/>
-    <w:rsid w:val="007C78BE"/>
+    <w:rsid w:val="00902232"/>
   </w:style>
   <w:style w:type="paragraph" w:styleId="Heading1">
     <w:name w:val="heading 1"/>

--- a/Knowledge Base.docx
+++ b/Knowledge Base.docx
@@ -149,15 +149,7 @@
     </w:p>
     <w:p>
       <w:r>
-        <w:t xml:space="preserve">Any </w:t>
-      </w:r>
-      <w:proofErr w:type="gramStart"/>
-      <w:r>
-        <w:t>customer having</w:t>
-      </w:r>
-      <w:proofErr w:type="gramEnd"/>
-      <w:r>
-        <w:t xml:space="preserve"> type configured in the Brand Look up Type in System Configuration is treated as Brand. In case this is left </w:t>
+        <w:t xml:space="preserve">Any customer having type configured in the Brand Look up Type in System Configuration is treated as Brand. In case this is left </w:t>
       </w:r>
       <w:proofErr w:type="gramStart"/>
       <w:r>
@@ -2261,36 +2253,175 @@
     <w:p>
       <w:pPr>
         <w:rPr>
+          <w:i/>
+          <w:iCs/>
+          <w:color w:val="FF0000"/>
+          <w:sz w:val="22"/>
+          <w:szCs w:val="22"/>
+        </w:rPr>
+      </w:pPr>
+      <w:r>
+        <w:rPr>
+          <w:i/>
+          <w:iCs/>
+          <w:color w:val="FF0000"/>
+          <w:sz w:val="22"/>
+          <w:szCs w:val="22"/>
+        </w:rPr>
+        <w:t>Context &amp; Characteristics</w:t>
+      </w:r>
+    </w:p>
+    <w:p>
+      <w:pPr>
+        <w:rPr>
+          <w:color w:val="FF0000"/>
+          <w:sz w:val="22"/>
+          <w:szCs w:val="22"/>
+        </w:rPr>
+      </w:pPr>
+      <w:r>
+        <w:rPr>
+          <w:color w:val="FF0000"/>
+          <w:sz w:val="22"/>
+          <w:szCs w:val="22"/>
+        </w:rPr>
+        <w:t>Access to Recovery Reconciliation Report is governed by CommercialRecoveryAnalytics:Recovery_Reconciliation permission.</w:t>
+      </w:r>
+    </w:p>
+    <w:p>
+      <w:pPr>
+        <w:rPr>
+          <w:i/>
+          <w:iCs/>
+          <w:color w:val="FF0000"/>
+          <w:sz w:val="22"/>
+          <w:szCs w:val="22"/>
           <w:u w:val="single"/>
         </w:rPr>
       </w:pPr>
       <w:r>
         <w:rPr>
+          <w:i/>
+          <w:iCs/>
+          <w:color w:val="FF0000"/>
+          <w:sz w:val="22"/>
+          <w:szCs w:val="22"/>
           <w:u w:val="single"/>
         </w:rPr>
-        <w:t xml:space="preserve">Access to Recovery Reconciliation Report is governed by </w:t>
-      </w:r>
-      <w:proofErr w:type="spellStart"/>
-      <w:proofErr w:type="gramStart"/>
-      <w:r>
-        <w:rPr>
+        <w:t>Current Amendment: Lease Amendments that falls under the given Expense Year</w:t>
+      </w:r>
+    </w:p>
+    <w:p>
+      <w:pPr>
+        <w:rPr>
+          <w:i/>
+          <w:iCs/>
+          <w:color w:val="FF0000"/>
+          <w:sz w:val="22"/>
+          <w:szCs w:val="22"/>
           <w:u w:val="single"/>
         </w:rPr>
-        <w:t>CommercialRecoveryAnalytics:Recovery</w:t>
-      </w:r>
-      <w:proofErr w:type="gramEnd"/>
-      <w:r>
-        <w:rPr>
+      </w:pPr>
+      <w:r>
+        <w:rPr>
+          <w:i/>
+          <w:iCs/>
+          <w:color w:val="FF0000"/>
+          <w:sz w:val="22"/>
+          <w:szCs w:val="22"/>
           <w:u w:val="single"/>
         </w:rPr>
-        <w:t>_Reconciliation</w:t>
-      </w:r>
-      <w:proofErr w:type="spellEnd"/>
-      <w:r>
-        <w:rPr>
+        <w:t>Current Expense Year: Given Expense Year</w:t>
+      </w:r>
+    </w:p>
+    <w:p>
+      <w:pPr>
+        <w:rPr>
+          <w:i/>
+          <w:iCs/>
+          <w:color w:val="FF0000"/>
+          <w:sz w:val="22"/>
+          <w:szCs w:val="22"/>
           <w:u w:val="single"/>
         </w:rPr>
-        <w:t xml:space="preserve"> permission.</w:t>
+      </w:pPr>
+      <w:r>
+        <w:rPr>
+          <w:i/>
+          <w:iCs/>
+          <w:color w:val="FF0000"/>
+          <w:sz w:val="22"/>
+          <w:szCs w:val="22"/>
+          <w:u w:val="single"/>
+        </w:rPr>
+        <w:t>Calculate As of Date: Date As of which the Reconciliation is been performed</w:t>
+      </w:r>
+    </w:p>
+    <w:p>
+      <w:pPr>
+        <w:rPr>
+          <w:i/>
+          <w:iCs/>
+          <w:color w:val="FF0000"/>
+          <w:sz w:val="22"/>
+          <w:szCs w:val="22"/>
+          <w:u w:val="single"/>
+        </w:rPr>
+      </w:pPr>
+      <w:r>
+        <w:rPr>
+          <w:i/>
+          <w:iCs/>
+          <w:color w:val="FF0000"/>
+          <w:sz w:val="22"/>
+          <w:szCs w:val="22"/>
+          <w:u w:val="single"/>
+        </w:rPr>
+        <w:t>Pool Share: Ratio of Pool Total Expenses(d) to Total Expenses of the group including all unexcluded pools.</w:t>
+      </w:r>
+    </w:p>
+    <w:p>
+      <w:pPr>
+        <w:rPr>
+          <w:i/>
+          <w:iCs/>
+          <w:color w:val="FF0000"/>
+          <w:sz w:val="22"/>
+          <w:szCs w:val="22"/>
+          <w:u w:val="single"/>
+        </w:rPr>
+      </w:pPr>
+      <w:r>
+        <w:rPr>
+          <w:i/>
+          <w:iCs/>
+          <w:color w:val="FF0000"/>
+          <w:sz w:val="22"/>
+          <w:szCs w:val="22"/>
+          <w:u w:val="single"/>
+        </w:rPr>
+        <w:t>Group Calc Period: Period through which a group calc setup spans in the current expense year.</w:t>
+      </w:r>
+    </w:p>
+    <w:p>
+      <w:pPr>
+        <w:rPr>
+          <w:i/>
+          <w:iCs/>
+          <w:color w:val="FF0000"/>
+          <w:sz w:val="22"/>
+          <w:szCs w:val="22"/>
+        </w:rPr>
+      </w:pPr>
+      <w:r>
+        <w:rPr>
+          <w:i/>
+          <w:iCs/>
+          <w:color w:val="FF0000"/>
+          <w:sz w:val="22"/>
+          <w:szCs w:val="22"/>
+        </w:rPr>
+        <w:t>The records in the Reconciliation Audit Report are pool wise. The Reconciliation Audit report will display a pool only if that hasn’t been excluded from the lease recovery group.</w:t>
       </w:r>
     </w:p>
     <w:p>
@@ -2306,331 +2437,6 @@
           <w:bCs/>
         </w:rPr>
         <w:t>Significance of Reconciliation Audit Report Fields</w:t>
-      </w:r>
-    </w:p>
-    <w:p>
-      <w:pPr>
-        <w:rPr>
-          <w:i/>
-          <w:iCs/>
-          <w:sz w:val="20"/>
-          <w:szCs w:val="20"/>
-          <w:u w:val="single"/>
-        </w:rPr>
-      </w:pPr>
-      <w:r>
-        <w:rPr>
-          <w:i/>
-          <w:iCs/>
-          <w:sz w:val="20"/>
-          <w:szCs w:val="20"/>
-          <w:u w:val="single"/>
-        </w:rPr>
-        <w:t>Current Amendment: Lease Amendments that falls under the given Expense Year</w:t>
-      </w:r>
-    </w:p>
-    <w:p>
-      <w:pPr>
-        <w:rPr>
-          <w:i/>
-          <w:iCs/>
-          <w:sz w:val="20"/>
-          <w:szCs w:val="20"/>
-          <w:u w:val="single"/>
-        </w:rPr>
-      </w:pPr>
-      <w:r>
-        <w:rPr>
-          <w:i/>
-          <w:iCs/>
-          <w:sz w:val="20"/>
-          <w:szCs w:val="20"/>
-          <w:u w:val="single"/>
-        </w:rPr>
-        <w:t xml:space="preserve">Current Expense </w:t>
-      </w:r>
-      <w:r>
-        <w:rPr>
-          <w:i/>
-          <w:iCs/>
-          <w:sz w:val="20"/>
-          <w:szCs w:val="20"/>
-          <w:u w:val="single"/>
-        </w:rPr>
-        <w:t>Year</w:t>
-      </w:r>
-      <w:r>
-        <w:rPr>
-          <w:i/>
-          <w:iCs/>
-          <w:sz w:val="20"/>
-          <w:szCs w:val="20"/>
-          <w:u w:val="single"/>
-        </w:rPr>
-        <w:t>: Given Expense Year</w:t>
-      </w:r>
-    </w:p>
-    <w:p>
-      <w:pPr>
-        <w:rPr>
-          <w:i/>
-          <w:iCs/>
-          <w:sz w:val="20"/>
-          <w:szCs w:val="20"/>
-          <w:u w:val="single"/>
-        </w:rPr>
-      </w:pPr>
-      <w:r>
-        <w:rPr>
-          <w:i/>
-          <w:iCs/>
-          <w:sz w:val="20"/>
-          <w:szCs w:val="20"/>
-          <w:u w:val="single"/>
-        </w:rPr>
-        <w:t xml:space="preserve">Calculate As </w:t>
-      </w:r>
-      <w:r>
-        <w:rPr>
-          <w:i/>
-          <w:iCs/>
-          <w:sz w:val="20"/>
-          <w:szCs w:val="20"/>
-          <w:u w:val="single"/>
-        </w:rPr>
-        <w:t>of</w:t>
-      </w:r>
-      <w:r>
-        <w:rPr>
-          <w:i/>
-          <w:iCs/>
-          <w:sz w:val="20"/>
-          <w:szCs w:val="20"/>
-          <w:u w:val="single"/>
-        </w:rPr>
-        <w:t xml:space="preserve"> Date: Date As of which the Reconciliation is been performed</w:t>
-      </w:r>
-    </w:p>
-    <w:p>
-      <w:pPr>
-        <w:rPr>
-          <w:i/>
-          <w:iCs/>
-          <w:sz w:val="20"/>
-          <w:szCs w:val="20"/>
-          <w:u w:val="single"/>
-        </w:rPr>
-      </w:pPr>
-      <w:r>
-        <w:rPr>
-          <w:i/>
-          <w:iCs/>
-          <w:sz w:val="20"/>
-          <w:szCs w:val="20"/>
-          <w:u w:val="single"/>
-        </w:rPr>
-        <w:t xml:space="preserve">Pool Share: Ratio of </w:t>
-      </w:r>
-      <w:r>
-        <w:rPr>
-          <w:i/>
-          <w:iCs/>
-          <w:sz w:val="20"/>
-          <w:szCs w:val="20"/>
-          <w:u w:val="single"/>
-        </w:rPr>
-        <w:t>Pool Total</w:t>
-      </w:r>
-      <w:r>
-        <w:rPr>
-          <w:i/>
-          <w:iCs/>
-          <w:sz w:val="20"/>
-          <w:szCs w:val="20"/>
-          <w:u w:val="single"/>
-        </w:rPr>
-        <w:t xml:space="preserve"> Expenses</w:t>
-      </w:r>
-      <w:r>
-        <w:rPr>
-          <w:i/>
-          <w:iCs/>
-          <w:sz w:val="20"/>
-          <w:szCs w:val="20"/>
-          <w:u w:val="single"/>
-        </w:rPr>
-        <w:t>(d</w:t>
-      </w:r>
-      <w:r>
-        <w:rPr>
-          <w:i/>
-          <w:iCs/>
-          <w:sz w:val="20"/>
-          <w:szCs w:val="20"/>
-          <w:u w:val="single"/>
-        </w:rPr>
-        <w:t>) to</w:t>
-      </w:r>
-      <w:r>
-        <w:rPr>
-          <w:i/>
-          <w:iCs/>
-          <w:sz w:val="20"/>
-          <w:szCs w:val="20"/>
-          <w:u w:val="single"/>
-        </w:rPr>
-        <w:t xml:space="preserve"> </w:t>
-      </w:r>
-      <w:r>
-        <w:rPr>
-          <w:i/>
-          <w:iCs/>
-          <w:sz w:val="20"/>
-          <w:szCs w:val="20"/>
-          <w:u w:val="single"/>
-        </w:rPr>
-        <w:t xml:space="preserve">Total Expenses of </w:t>
-      </w:r>
-      <w:r>
-        <w:rPr>
-          <w:i/>
-          <w:iCs/>
-          <w:sz w:val="20"/>
-          <w:szCs w:val="20"/>
-          <w:u w:val="single"/>
-        </w:rPr>
-        <w:t xml:space="preserve">the </w:t>
-      </w:r>
-      <w:r>
-        <w:rPr>
-          <w:i/>
-          <w:iCs/>
-          <w:sz w:val="20"/>
-          <w:szCs w:val="20"/>
-          <w:u w:val="single"/>
-        </w:rPr>
-        <w:t>group including all unexcluded pools.</w:t>
-      </w:r>
-    </w:p>
-    <w:p>
-      <w:pPr>
-        <w:rPr>
-          <w:i/>
-          <w:iCs/>
-          <w:sz w:val="20"/>
-          <w:szCs w:val="20"/>
-          <w:u w:val="single"/>
-        </w:rPr>
-      </w:pPr>
-      <w:r>
-        <w:rPr>
-          <w:i/>
-          <w:iCs/>
-          <w:sz w:val="20"/>
-          <w:szCs w:val="20"/>
-          <w:u w:val="single"/>
-        </w:rPr>
-        <w:t xml:space="preserve">Group Calc Period: Period through which a group calc setup spans in the </w:t>
-      </w:r>
-      <w:r>
-        <w:rPr>
-          <w:i/>
-          <w:iCs/>
-          <w:sz w:val="20"/>
-          <w:szCs w:val="20"/>
-          <w:u w:val="single"/>
-        </w:rPr>
-        <w:t xml:space="preserve">current </w:t>
-      </w:r>
-      <w:r>
-        <w:rPr>
-          <w:i/>
-          <w:iCs/>
-          <w:sz w:val="20"/>
-          <w:szCs w:val="20"/>
-          <w:u w:val="single"/>
-        </w:rPr>
-        <w:t>expense year.</w:t>
-      </w:r>
-    </w:p>
-    <w:p>
-      <w:pPr>
-        <w:rPr>
-          <w:i/>
-          <w:iCs/>
-        </w:rPr>
-      </w:pPr>
-      <w:r>
-        <w:rPr>
-          <w:i/>
-          <w:iCs/>
-          <w:sz w:val="20"/>
-          <w:szCs w:val="20"/>
-        </w:rPr>
-        <w:t xml:space="preserve">Note: </w:t>
-      </w:r>
-      <w:r>
-        <w:rPr>
-          <w:i/>
-          <w:iCs/>
-          <w:sz w:val="20"/>
-          <w:szCs w:val="20"/>
-        </w:rPr>
-        <w:t xml:space="preserve">The records in the Reconciliation Audit Report are </w:t>
-      </w:r>
-      <w:proofErr w:type="gramStart"/>
-      <w:r>
-        <w:rPr>
-          <w:i/>
-          <w:iCs/>
-          <w:sz w:val="20"/>
-          <w:szCs w:val="20"/>
-        </w:rPr>
-        <w:t>pool</w:t>
-      </w:r>
-      <w:proofErr w:type="gramEnd"/>
-      <w:r>
-        <w:rPr>
-          <w:i/>
-          <w:iCs/>
-          <w:sz w:val="20"/>
-          <w:szCs w:val="20"/>
-        </w:rPr>
-        <w:t xml:space="preserve"> wise. </w:t>
-      </w:r>
-      <w:r>
-        <w:rPr>
-          <w:i/>
-          <w:iCs/>
-          <w:sz w:val="20"/>
-          <w:szCs w:val="20"/>
-        </w:rPr>
-        <w:t xml:space="preserve">The Reconciliation Audit report will display a pool only if that hasn’t been excluded </w:t>
-      </w:r>
-      <w:r>
-        <w:rPr>
-          <w:i/>
-          <w:iCs/>
-          <w:sz w:val="20"/>
-          <w:szCs w:val="20"/>
-        </w:rPr>
-        <w:t>from</w:t>
-      </w:r>
-      <w:r>
-        <w:rPr>
-          <w:i/>
-          <w:iCs/>
-          <w:sz w:val="20"/>
-          <w:szCs w:val="20"/>
-        </w:rPr>
-        <w:t xml:space="preserve"> the lease recovery group</w:t>
-      </w:r>
-      <w:r>
-        <w:rPr>
-          <w:i/>
-          <w:iCs/>
-        </w:rPr>
-        <w:t>.</w:t>
       </w:r>
     </w:p>
     <w:p>
@@ -3703,6 +3509,128 @@
       </w:pPr>
       <w:r>
         <w:t>For Anchor Tenants: Anchor Deduction is Sum of Expense Share of all tenants contained in the corresponding expense group except the tenant itself</w:t>
+      </w:r>
+      <w:r>
+        <w:t>.</w:t>
+      </w:r>
+    </w:p>
+    <w:p>
+      <w:pPr>
+        <w:pStyle w:val="ListParagraph"/>
+      </w:pPr>
+    </w:p>
+    <w:p>
+      <w:pPr>
+        <w:pStyle w:val="ListParagraph"/>
+        <w:rPr>
+          <w:i/>
+          <w:iCs/>
+          <w:sz w:val="22"/>
+          <w:szCs w:val="22"/>
+        </w:rPr>
+      </w:pPr>
+      <w:r>
+        <w:rPr>
+          <w:i/>
+          <w:iCs/>
+          <w:sz w:val="22"/>
+          <w:szCs w:val="22"/>
+        </w:rPr>
+        <w:t xml:space="preserve">Note: </w:t>
+      </w:r>
+      <w:r>
+        <w:rPr>
+          <w:i/>
+          <w:iCs/>
+          <w:sz w:val="22"/>
+          <w:szCs w:val="22"/>
+        </w:rPr>
+        <w:t xml:space="preserve">The calculation is circular </w:t>
+      </w:r>
+      <w:r>
+        <w:rPr>
+          <w:i/>
+          <w:iCs/>
+          <w:sz w:val="22"/>
+          <w:szCs w:val="22"/>
+        </w:rPr>
+        <w:t>when</w:t>
+      </w:r>
+      <w:r>
+        <w:rPr>
+          <w:i/>
+          <w:iCs/>
+          <w:sz w:val="22"/>
+          <w:szCs w:val="22"/>
+        </w:rPr>
+        <w:t xml:space="preserve"> some tenants that contribute to the anchor deduction also receive the deduction themselves: their Net Share changes when the anchor deduction changes, and the anchor deduction changes when their Net Share changes.</w:t>
+      </w:r>
+      <w:r>
+        <w:rPr>
+          <w:i/>
+          <w:iCs/>
+          <w:sz w:val="22"/>
+          <w:szCs w:val="22"/>
+        </w:rPr>
+        <w:t xml:space="preserve"> </w:t>
+      </w:r>
+      <w:r>
+        <w:rPr>
+          <w:i/>
+          <w:iCs/>
+          <w:sz w:val="22"/>
+          <w:szCs w:val="22"/>
+        </w:rPr>
+        <w:t>In such a case we recommend to load the</w:t>
+      </w:r>
+      <w:r>
+        <w:rPr>
+          <w:i/>
+          <w:iCs/>
+          <w:sz w:val="22"/>
+          <w:szCs w:val="22"/>
+        </w:rPr>
+        <w:t xml:space="preserve"> </w:t>
+      </w:r>
+      <w:r>
+        <w:rPr>
+          <w:b/>
+          <w:bCs/>
+          <w:i/>
+          <w:iCs/>
+          <w:sz w:val="22"/>
+          <w:szCs w:val="22"/>
+        </w:rPr>
+        <w:t>OptCommRecovCircularIterations.pkg</w:t>
+      </w:r>
+      <w:r>
+        <w:rPr>
+          <w:b/>
+          <w:bCs/>
+          <w:i/>
+          <w:iCs/>
+          <w:sz w:val="22"/>
+          <w:szCs w:val="22"/>
+        </w:rPr>
+        <w:t xml:space="preserve"> </w:t>
+      </w:r>
+      <w:r>
+        <w:rPr>
+          <w:i/>
+          <w:iCs/>
+          <w:sz w:val="22"/>
+          <w:szCs w:val="22"/>
+        </w:rPr>
+        <w:t xml:space="preserve">with values between </w:t>
+      </w:r>
+      <w:r>
+        <w:rPr>
+          <w:i/>
+          <w:iCs/>
+          <w:sz w:val="22"/>
+          <w:szCs w:val="22"/>
+        </w:rPr>
+        <w:t>2 to 6 for accurate calculations</w:t>
       </w:r>
     </w:p>
     <w:p>
@@ -4915,6 +4843,150 @@
           <w:u w:val="single"/>
         </w:rPr>
         <w:t>Expense Proration = Operating Expense - Expense after Cap</w:t>
+      </w:r>
+    </w:p>
+    <w:p>
+      <w:pPr>
+        <w:rPr>
+          <w:u w:val="single"/>
+        </w:rPr>
+      </w:pPr>
+    </w:p>
+    <w:p>
+      <w:pPr>
+        <w:rPr>
+          <w:b/>
+          <w:bCs/>
+        </w:rPr>
+      </w:pPr>
+      <w:r>
+        <w:rPr>
+          <w:b/>
+          <w:bCs/>
+        </w:rPr>
+        <w:t xml:space="preserve">Significance of </w:t>
+      </w:r>
+      <w:r>
+        <w:rPr>
+          <w:b/>
+          <w:bCs/>
+        </w:rPr>
+        <w:t xml:space="preserve">Anchor Group Area </w:t>
+      </w:r>
+      <w:r>
+        <w:rPr>
+          <w:b/>
+          <w:bCs/>
+        </w:rPr>
+        <w:t>Report</w:t>
+      </w:r>
+    </w:p>
+    <w:p>
+      <w:pPr>
+        <w:rPr>
+          <w:i/>
+          <w:iCs/>
+          <w:color w:val="FF0000"/>
+          <w:sz w:val="22"/>
+          <w:szCs w:val="22"/>
+        </w:rPr>
+      </w:pPr>
+      <w:r>
+        <w:rPr>
+          <w:i/>
+          <w:iCs/>
+          <w:color w:val="FF0000"/>
+          <w:sz w:val="22"/>
+          <w:szCs w:val="22"/>
+        </w:rPr>
+        <w:t>Context &amp; Characteristics</w:t>
+      </w:r>
+    </w:p>
+    <w:p>
+      <w:pPr>
+        <w:rPr>
+          <w:i/>
+          <w:iCs/>
+          <w:color w:val="FF0000"/>
+          <w:sz w:val="22"/>
+          <w:szCs w:val="22"/>
+        </w:rPr>
+      </w:pPr>
+      <w:r>
+        <w:rPr>
+          <w:i/>
+          <w:iCs/>
+          <w:color w:val="FF0000"/>
+          <w:sz w:val="22"/>
+          <w:szCs w:val="22"/>
+        </w:rPr>
+        <w:t>The Achor Group Area Report shows a unit if it is currently occupied by an anchor tenant or is completely vacant as of the filter dates.</w:t>
+      </w:r>
+    </w:p>
+    <w:p>
+      <w:pPr>
+        <w:rPr>
+          <w:i/>
+          <w:iCs/>
+        </w:rPr>
+      </w:pPr>
+    </w:p>
+    <w:p>
+      <w:pPr>
+        <w:rPr>
+          <w:b/>
+          <w:bCs/>
+        </w:rPr>
+      </w:pPr>
+    </w:p>
+    <w:p>
+      <w:pPr>
+        <w:rPr>
+          <w:u w:val="single"/>
+        </w:rPr>
+      </w:pPr>
+    </w:p>
+    <w:p>
+      <w:pPr>
+        <w:rPr>
+          <w:b/>
+          <w:bCs/>
+        </w:rPr>
+      </w:pPr>
+      <w:r>
+        <w:rPr>
+          <w:b/>
+          <w:bCs/>
+        </w:rPr>
+        <w:t xml:space="preserve">Significance of </w:t>
+      </w:r>
+      <w:r>
+        <w:rPr>
+          <w:b/>
+          <w:bCs/>
+        </w:rPr>
+        <w:t xml:space="preserve">Adv. </w:t>
+      </w:r>
+      <w:r>
+        <w:rPr>
+          <w:b/>
+          <w:bCs/>
+        </w:rPr>
+        <w:t>Reconciliation Audit Report Field</w:t>
+      </w:r>
+      <w:r>
+        <w:rPr>
+          <w:b/>
+          <w:bCs/>
+        </w:rPr>
+        <w:t>s</w:t>
+      </w:r>
+      <w:r>
+        <w:rPr>
+          <w:b/>
+          <w:bCs/>
+        </w:rPr>
+        <w:t> </w:t>
       </w:r>
     </w:p>
     <w:p/>
@@ -4994,6 +5066,19 @@
       </w:r>
       <w:proofErr w:type="spellStart"/>
       <w:r>
+        <w:t>C</w:t>
+      </w:r>
+      <w:r>
+        <w:t>ommsublease</w:t>
+      </w:r>
+      <w:proofErr w:type="spellEnd"/>
+    </w:p>
+    <w:p>
+      <w:r>
+        <w:t xml:space="preserve">select * from </w:t>
+      </w:r>
+      <w:proofErr w:type="spellStart"/>
+      <w:r>
         <w:t>CommAmendments</w:t>
       </w:r>
       <w:proofErr w:type="spellEnd"/>
@@ -5064,6 +5149,11 @@
     </w:p>
     <w:p>
       <w:r>
+        <w:t>select * from detail</w:t>
+      </w:r>
+    </w:p>
+    <w:p>
+      <w:r>
         <w:t xml:space="preserve">select * from </w:t>
       </w:r>
       <w:proofErr w:type="spellStart"/>
@@ -5071,6 +5161,11 @@
         <w:t>gldetail</w:t>
       </w:r>
       <w:proofErr w:type="spellEnd"/>
+    </w:p>
+    <w:p>
+      <w:r>
+        <w:t>select * from total</w:t>
+      </w:r>
     </w:p>
     <w:p>
       <w:r>
@@ -5450,6 +5545,60 @@
         <w:t>select * from mm2wo </w:t>
       </w:r>
     </w:p>
+    <w:p/>
+    <w:p>
+      <w:pPr>
+        <w:rPr>
+          <w:b/>
+          <w:bCs/>
+        </w:rPr>
+      </w:pPr>
+      <w:r>
+        <w:rPr>
+          <w:b/>
+          <w:bCs/>
+        </w:rPr>
+        <w:t>Recovery</w:t>
+      </w:r>
+      <w:r>
+        <w:rPr>
+          <w:b/>
+          <w:bCs/>
+        </w:rPr>
+        <w:t xml:space="preserve"> Oriented Tables</w:t>
+      </w:r>
+    </w:p>
+    <w:p>
+      <w:r>
+        <w:t xml:space="preserve">Select * from </w:t>
+      </w:r>
+      <w:proofErr w:type="spellStart"/>
+      <w:r>
+        <w:t>camcharg</w:t>
+      </w:r>
+      <w:proofErr w:type="spellEnd"/>
+    </w:p>
+    <w:p>
+      <w:r>
+        <w:t xml:space="preserve">Select * from </w:t>
+      </w:r>
+      <w:proofErr w:type="spellStart"/>
+      <w:r>
+        <w:t>CommRecoveryCalc</w:t>
+      </w:r>
+      <w:proofErr w:type="spellEnd"/>
+    </w:p>
+    <w:p>
+      <w:r>
+        <w:t xml:space="preserve">Select * from </w:t>
+      </w:r>
+      <w:proofErr w:type="spellStart"/>
+      <w:r>
+        <w:t>CommRecovCalcDetail</w:t>
+      </w:r>
+      <w:proofErr w:type="spellEnd"/>
+    </w:p>
+    <w:p/>
     <w:p/>
     <w:p/>
     <w:p/>
@@ -6750,7 +6899,7 @@
   <w:style w:type="paragraph" w:default="1" w:styleId="Normal">
     <w:name w:val="Normal"/>
     <w:qFormat/>
-    <w:rsid w:val="00902232"/>
+    <w:rsid w:val="005832E0"/>
   </w:style>
   <w:style w:type="paragraph" w:styleId="Heading1">
     <w:name w:val="heading 1"/>
